--- a/codinglog_by_awaqwq233/当前进度.docx
+++ b/codinglog_by_awaqwq233/当前进度.docx
@@ -302,12 +302,47 @@
         <w:t>- 云平台，服务器稳定建成后，研究直连服务器模块，awaqwq233.cloud awaqwq233.com</w:t>
       </w:r>
     </w:p>
-    <w:p/>
-    <w:p/>
-    <w:p/>
-    <w:p/>
-    <w:p/>
-    <w:p>
+    <w:p>
+      <w:pPr>
+        <w:rPr>
+          <w:rFonts w:hint="eastAsia"/>
+        </w:rPr>
+      </w:pPr>
+    </w:p>
+    <w:p>
+      <w:pPr>
+        <w:rPr>
+          <w:rFonts w:hint="eastAsia"/>
+        </w:rPr>
+      </w:pPr>
+    </w:p>
+    <w:p>
+      <w:pPr>
+        <w:rPr>
+          <w:rFonts w:hint="eastAsia"/>
+        </w:rPr>
+      </w:pPr>
+    </w:p>
+    <w:p>
+      <w:pPr>
+        <w:rPr>
+          <w:rFonts w:hint="eastAsia"/>
+        </w:rPr>
+      </w:pPr>
+    </w:p>
+    <w:p>
+      <w:pPr>
+        <w:rPr>
+          <w:rFonts w:hint="eastAsia"/>
+        </w:rPr>
+      </w:pPr>
+    </w:p>
+    <w:p>
+      <w:pPr>
+        <w:rPr>
+          <w:rFonts w:hint="eastAsia"/>
+        </w:rPr>
+      </w:pPr>
       <w:r>
         <w:t xml:space="preserve">## </w:t>
       </w:r>
@@ -736,16 +771,26 @@
       </w:r>
     </w:p>
     <w:p>
-      <w:pPr>
-        <w:rPr>
-          <w:rFonts w:hint="eastAsia"/>
-        </w:rPr>
-      </w:pPr>
       <w:r>
         <w:rPr>
           <w:rFonts w:hint="eastAsia"/>
         </w:rPr>
         <w:t>- 沉浸式交互体验</w:t>
+      </w:r>
+    </w:p>
+    <w:p/>
+    <w:p>
+      <w:pPr>
+        <w:rPr>
+          <w:rFonts w:hint="eastAsia"/>
+        </w:rPr>
+      </w:pPr>
+      <w:r>
+        <w:rPr>
+          <w:rFonts w:hint="eastAsia"/>
+        </w:rPr>
+        <w:lastRenderedPageBreak/>
+        <w:t xml:space="preserve">7.13 </w:t>
       </w:r>
     </w:p>
     <w:sectPr>

--- a/codinglog_by_awaqwq233/当前进度.docx
+++ b/codinglog_by_awaqwq233/当前进度.docx
@@ -59,76 +59,20 @@
         <w:rPr>
           <w:rFonts w:hint="eastAsia"/>
         </w:rPr>
-        <w:t xml:space="preserve">  3.结合新技术，如：</w:t>
-      </w:r>
-      <w:proofErr w:type="spellStart"/>
-      <w:r>
-        <w:rPr>
-          <w:rFonts w:hint="eastAsia"/>
-        </w:rPr>
-        <w:t>openclaw</w:t>
-      </w:r>
-      <w:proofErr w:type="spellEnd"/>
-      <w:r>
-        <w:rPr>
-          <w:rFonts w:hint="eastAsia"/>
-        </w:rPr>
-        <w:t xml:space="preserve">、小米 </w:t>
-      </w:r>
-      <w:proofErr w:type="spellStart"/>
-      <w:r>
-        <w:rPr>
-          <w:rFonts w:hint="eastAsia"/>
-        </w:rPr>
-        <w:t>miloco</w:t>
-      </w:r>
-      <w:proofErr w:type="spellEnd"/>
-      <w:r>
-        <w:rPr>
-          <w:rFonts w:hint="eastAsia"/>
-        </w:rPr>
-        <w:t xml:space="preserve"> 2.0、</w:t>
-      </w:r>
-      <w:proofErr w:type="spellStart"/>
-      <w:r>
-        <w:rPr>
-          <w:rFonts w:hint="eastAsia"/>
-        </w:rPr>
-        <w:t>qwen</w:t>
-      </w:r>
-      <w:proofErr w:type="spellEnd"/>
-      <w:r>
-        <w:rPr>
-          <w:rFonts w:hint="eastAsia"/>
-        </w:rPr>
-        <w:t>能跑在48gb m5pro 上的模型</w:t>
-      </w:r>
-    </w:p>
-    <w:p>
-      <w:pPr>
-        <w:rPr>
-          <w:rFonts w:hint="eastAsia"/>
-        </w:rPr>
-      </w:pPr>
-      <w:r>
-        <w:rPr>
-          <w:rFonts w:hint="eastAsia"/>
-        </w:rPr>
-        <w:t xml:space="preserve">  4.语音模型全部重做！有奇奇怪怪的bug，不仅是模型回复本身，声音克隆、</w:t>
-      </w:r>
-      <w:proofErr w:type="spellStart"/>
-      <w:r>
-        <w:rPr>
-          <w:rFonts w:hint="eastAsia"/>
-        </w:rPr>
-        <w:t>onnx</w:t>
-      </w:r>
-      <w:proofErr w:type="spellEnd"/>
-      <w:r>
-        <w:rPr>
-          <w:rFonts w:hint="eastAsia"/>
-        </w:rPr>
-        <w:t>都有点问题</w:t>
+        <w:t xml:space="preserve">  3.结合新技术，如：openclaw、小米 miloco 2.0、qwen能跑在48gb m5pro 上的模型</w:t>
+      </w:r>
+    </w:p>
+    <w:p>
+      <w:pPr>
+        <w:rPr>
+          <w:rFonts w:hint="eastAsia"/>
+        </w:rPr>
+      </w:pPr>
+      <w:r>
+        <w:rPr>
+          <w:rFonts w:hint="eastAsia"/>
+        </w:rPr>
+        <w:t xml:space="preserve">  4.语音模型全部重做！有奇奇怪怪的bug，不仅是模型回复本身，声音克隆、onnx都有点问题</w:t>
       </w:r>
     </w:p>
     <w:p>
@@ -154,21 +98,7 @@
         <w:rPr>
           <w:rFonts w:hint="eastAsia"/>
         </w:rPr>
-        <w:t xml:space="preserve">  6.需要部署</w:t>
-      </w:r>
-      <w:proofErr w:type="spellStart"/>
-      <w:r>
-        <w:rPr>
-          <w:rFonts w:hint="eastAsia"/>
-        </w:rPr>
-        <w:t>github</w:t>
-      </w:r>
-      <w:proofErr w:type="spellEnd"/>
-      <w:r>
-        <w:rPr>
-          <w:rFonts w:hint="eastAsia"/>
-        </w:rPr>
-        <w:t>提交工具</w:t>
+        <w:t xml:space="preserve">  6.需要部署github提交工具</w:t>
       </w:r>
       <w:r>
         <w:rPr>
@@ -366,21 +296,7 @@
         <w:rPr>
           <w:rFonts w:hint="eastAsia"/>
         </w:rPr>
-        <w:t xml:space="preserve">### Phase 1: 修复核心问题 + 基础优化（立即执行） 1.1 修复 </w:t>
-      </w:r>
-      <w:proofErr w:type="spellStart"/>
-      <w:r>
-        <w:rPr>
-          <w:rFonts w:hint="eastAsia"/>
-        </w:rPr>
-        <w:t>LocateAnything</w:t>
-      </w:r>
-      <w:proofErr w:type="spellEnd"/>
-      <w:r>
-        <w:rPr>
-          <w:rFonts w:hint="eastAsia"/>
-        </w:rPr>
-        <w:t xml:space="preserve"> 死代码</w:t>
+        <w:t>### Phase 1: 修复核心问题 + 基础优化（立即执行） 1.1 修复 LocateAnything 死代码</w:t>
       </w:r>
     </w:p>
     <w:p>
@@ -406,21 +322,7 @@
         <w:rPr>
           <w:rFonts w:hint="eastAsia"/>
         </w:rPr>
-        <w:t xml:space="preserve">- 当用户问"我看到了什么？"时，调用 </w:t>
-      </w:r>
-      <w:proofErr w:type="spellStart"/>
-      <w:r>
-        <w:rPr>
-          <w:rFonts w:hint="eastAsia"/>
-        </w:rPr>
-        <w:t>LocateAnything</w:t>
-      </w:r>
-      <w:proofErr w:type="spellEnd"/>
-      <w:r>
-        <w:rPr>
-          <w:rFonts w:hint="eastAsia"/>
-        </w:rPr>
-        <w:t xml:space="preserve"> 进行精准定位 1.2 Apple </w:t>
+        <w:t xml:space="preserve">- 当用户问"我看到了什么？"时，调用 LocateAnything 进行精准定位 1.2 Apple </w:t>
       </w:r>
       <w:r>
         <w:rPr>
@@ -453,48 +355,20 @@
         <w:rPr>
           <w:rFonts w:hint="eastAsia"/>
         </w:rPr>
-        <w:t>- 使用 mlx-</w:t>
-      </w:r>
-      <w:proofErr w:type="spellStart"/>
-      <w:r>
-        <w:rPr>
-          <w:rFonts w:hint="eastAsia"/>
-        </w:rPr>
-        <w:t>vlm</w:t>
-      </w:r>
-      <w:proofErr w:type="spellEnd"/>
-      <w:r>
-        <w:rPr>
-          <w:rFonts w:hint="eastAsia"/>
-        </w:rPr>
-        <w:t xml:space="preserve"> 加载 LocateAnything-3B-MLX，提升 20x 推理速度 1.3 模型懒加载</w:t>
-      </w:r>
-    </w:p>
-    <w:p>
-      <w:pPr>
-        <w:rPr>
-          <w:rFonts w:hint="eastAsia"/>
-        </w:rPr>
-      </w:pPr>
-      <w:r>
-        <w:rPr>
-          <w:rFonts w:hint="eastAsia"/>
-        </w:rPr>
-        <w:t xml:space="preserve">- 仅在需要时加载 </w:t>
-      </w:r>
-      <w:proofErr w:type="spellStart"/>
-      <w:r>
-        <w:rPr>
-          <w:rFonts w:hint="eastAsia"/>
-        </w:rPr>
-        <w:t>LocateAnything</w:t>
-      </w:r>
-      <w:proofErr w:type="spellEnd"/>
-      <w:r>
-        <w:rPr>
-          <w:rFonts w:hint="eastAsia"/>
-        </w:rPr>
-        <w:t>，避免内存占用过大</w:t>
+        <w:t>- 使用 mlx-vlm 加载 LocateAnything-3B-MLX，提升 20x 推理速度 1.3 模型懒加载</w:t>
+      </w:r>
+    </w:p>
+    <w:p>
+      <w:pPr>
+        <w:rPr>
+          <w:rFonts w:hint="eastAsia"/>
+        </w:rPr>
+      </w:pPr>
+      <w:r>
+        <w:rPr>
+          <w:rFonts w:hint="eastAsia"/>
+        </w:rPr>
+        <w:t>- 仅在需要时加载 LocateAnything，避免内存占用过大</w:t>
       </w:r>
     </w:p>
     <w:p>
@@ -520,7 +394,7 @@
         <w:rPr>
           <w:rFonts w:hint="eastAsia"/>
         </w:rPr>
-        <w:t>- 集成 Qwen 3.5 2.7B 多模态模型</w:t>
+        <w:t>- 集成 Qwen 3.5 27B 多模态模型</w:t>
       </w:r>
     </w:p>
     <w:p>
@@ -771,6 +645,11 @@
       </w:r>
     </w:p>
     <w:p>
+      <w:pPr>
+        <w:rPr>
+          <w:rFonts w:hint="eastAsia"/>
+        </w:rPr>
+      </w:pPr>
       <w:r>
         <w:rPr>
           <w:rFonts w:hint="eastAsia"/>
@@ -778,19 +657,39 @@
         <w:t>- 沉浸式交互体验</w:t>
       </w:r>
     </w:p>
-    <w:p/>
-    <w:p>
-      <w:pPr>
-        <w:rPr>
-          <w:rFonts w:hint="eastAsia"/>
-        </w:rPr>
-      </w:pPr>
+    <w:p>
+      <w:pPr>
+        <w:rPr>
+          <w:rFonts w:hint="eastAsia"/>
+        </w:rPr>
+      </w:pPr>
+    </w:p>
+    <w:p>
       <w:r>
         <w:rPr>
           <w:rFonts w:hint="eastAsia"/>
         </w:rPr>
         <w:lastRenderedPageBreak/>
         <w:t xml:space="preserve">7.13 </w:t>
+      </w:r>
+      <w:r>
+        <w:rPr>
+          <w:rFonts w:hint="eastAsia"/>
+        </w:rPr>
+        <w:t xml:space="preserve">  修复了bugs，现在可以实现语音监听，并返回llm识别图像；</w:t>
+      </w:r>
+    </w:p>
+    <w:p>
+      <w:pPr>
+        <w:rPr>
+          <w:rFonts w:hint="eastAsia"/>
+        </w:rPr>
+      </w:pPr>
+      <w:r>
+        <w:rPr>
+          <w:rFonts w:hint="eastAsia"/>
+        </w:rPr>
+        <w:t>下一步：研究语音判断小模型组</w:t>
       </w:r>
     </w:p>
     <w:sectPr>

--- a/codinglog_by_awaqwq233/当前进度.docx
+++ b/codinglog_by_awaqwq233/当前进度.docx
@@ -59,20 +59,76 @@
         <w:rPr>
           <w:rFonts w:hint="eastAsia"/>
         </w:rPr>
-        <w:t xml:space="preserve">  3.结合新技术，如：openclaw、小米 miloco 2.0、qwen能跑在48gb m5pro 上的模型</w:t>
-      </w:r>
-    </w:p>
-    <w:p>
-      <w:pPr>
-        <w:rPr>
-          <w:rFonts w:hint="eastAsia"/>
-        </w:rPr>
-      </w:pPr>
-      <w:r>
-        <w:rPr>
-          <w:rFonts w:hint="eastAsia"/>
-        </w:rPr>
-        <w:t xml:space="preserve">  4.语音模型全部重做！有奇奇怪怪的bug，不仅是模型回复本身，声音克隆、onnx都有点问题</w:t>
+        <w:t xml:space="preserve">  3.结合新技术，如：</w:t>
+      </w:r>
+      <w:proofErr w:type="spellStart"/>
+      <w:r>
+        <w:rPr>
+          <w:rFonts w:hint="eastAsia"/>
+        </w:rPr>
+        <w:t>openclaw</w:t>
+      </w:r>
+      <w:proofErr w:type="spellEnd"/>
+      <w:r>
+        <w:rPr>
+          <w:rFonts w:hint="eastAsia"/>
+        </w:rPr>
+        <w:t xml:space="preserve">、小米 </w:t>
+      </w:r>
+      <w:proofErr w:type="spellStart"/>
+      <w:r>
+        <w:rPr>
+          <w:rFonts w:hint="eastAsia"/>
+        </w:rPr>
+        <w:t>miloco</w:t>
+      </w:r>
+      <w:proofErr w:type="spellEnd"/>
+      <w:r>
+        <w:rPr>
+          <w:rFonts w:hint="eastAsia"/>
+        </w:rPr>
+        <w:t xml:space="preserve"> 2.0、</w:t>
+      </w:r>
+      <w:proofErr w:type="spellStart"/>
+      <w:r>
+        <w:rPr>
+          <w:rFonts w:hint="eastAsia"/>
+        </w:rPr>
+        <w:t>qwen</w:t>
+      </w:r>
+      <w:proofErr w:type="spellEnd"/>
+      <w:r>
+        <w:rPr>
+          <w:rFonts w:hint="eastAsia"/>
+        </w:rPr>
+        <w:t>能跑在48gb m5pro 上的模型</w:t>
+      </w:r>
+    </w:p>
+    <w:p>
+      <w:pPr>
+        <w:rPr>
+          <w:rFonts w:hint="eastAsia"/>
+        </w:rPr>
+      </w:pPr>
+      <w:r>
+        <w:rPr>
+          <w:rFonts w:hint="eastAsia"/>
+        </w:rPr>
+        <w:t xml:space="preserve">  4.语音模型全部重做！有奇奇怪怪的bug，不仅是模型回复本身，声音克隆、</w:t>
+      </w:r>
+      <w:proofErr w:type="spellStart"/>
+      <w:r>
+        <w:rPr>
+          <w:rFonts w:hint="eastAsia"/>
+        </w:rPr>
+        <w:t>onnx</w:t>
+      </w:r>
+      <w:proofErr w:type="spellEnd"/>
+      <w:r>
+        <w:rPr>
+          <w:rFonts w:hint="eastAsia"/>
+        </w:rPr>
+        <w:t>都有点问题</w:t>
       </w:r>
     </w:p>
     <w:p>
@@ -98,7 +154,21 @@
         <w:rPr>
           <w:rFonts w:hint="eastAsia"/>
         </w:rPr>
-        <w:t xml:space="preserve">  6.需要部署github提交工具</w:t>
+        <w:t xml:space="preserve">  6.需要部署</w:t>
+      </w:r>
+      <w:proofErr w:type="spellStart"/>
+      <w:r>
+        <w:rPr>
+          <w:rFonts w:hint="eastAsia"/>
+        </w:rPr>
+        <w:t>github</w:t>
+      </w:r>
+      <w:proofErr w:type="spellEnd"/>
+      <w:r>
+        <w:rPr>
+          <w:rFonts w:hint="eastAsia"/>
+        </w:rPr>
+        <w:t>提交工具</w:t>
       </w:r>
       <w:r>
         <w:rPr>
@@ -296,7 +366,21 @@
         <w:rPr>
           <w:rFonts w:hint="eastAsia"/>
         </w:rPr>
-        <w:t>### Phase 1: 修复核心问题 + 基础优化（立即执行） 1.1 修复 LocateAnything 死代码</w:t>
+        <w:t xml:space="preserve">### Phase 1: 修复核心问题 + 基础优化（立即执行） 1.1 修复 </w:t>
+      </w:r>
+      <w:proofErr w:type="spellStart"/>
+      <w:r>
+        <w:rPr>
+          <w:rFonts w:hint="eastAsia"/>
+        </w:rPr>
+        <w:t>LocateAnything</w:t>
+      </w:r>
+      <w:proofErr w:type="spellEnd"/>
+      <w:r>
+        <w:rPr>
+          <w:rFonts w:hint="eastAsia"/>
+        </w:rPr>
+        <w:t xml:space="preserve"> 死代码</w:t>
       </w:r>
     </w:p>
     <w:p>
@@ -322,7 +406,21 @@
         <w:rPr>
           <w:rFonts w:hint="eastAsia"/>
         </w:rPr>
-        <w:t xml:space="preserve">- 当用户问"我看到了什么？"时，调用 LocateAnything 进行精准定位 1.2 Apple </w:t>
+        <w:t xml:space="preserve">- 当用户问"我看到了什么？"时，调用 </w:t>
+      </w:r>
+      <w:proofErr w:type="spellStart"/>
+      <w:r>
+        <w:rPr>
+          <w:rFonts w:hint="eastAsia"/>
+        </w:rPr>
+        <w:t>LocateAnything</w:t>
+      </w:r>
+      <w:proofErr w:type="spellEnd"/>
+      <w:r>
+        <w:rPr>
+          <w:rFonts w:hint="eastAsia"/>
+        </w:rPr>
+        <w:t xml:space="preserve"> 进行精准定位 1.2 Apple </w:t>
       </w:r>
       <w:r>
         <w:rPr>
@@ -355,20 +453,48 @@
         <w:rPr>
           <w:rFonts w:hint="eastAsia"/>
         </w:rPr>
-        <w:t>- 使用 mlx-vlm 加载 LocateAnything-3B-MLX，提升 20x 推理速度 1.3 模型懒加载</w:t>
-      </w:r>
-    </w:p>
-    <w:p>
-      <w:pPr>
-        <w:rPr>
-          <w:rFonts w:hint="eastAsia"/>
-        </w:rPr>
-      </w:pPr>
-      <w:r>
-        <w:rPr>
-          <w:rFonts w:hint="eastAsia"/>
-        </w:rPr>
-        <w:t>- 仅在需要时加载 LocateAnything，避免内存占用过大</w:t>
+        <w:t>- 使用 mlx-</w:t>
+      </w:r>
+      <w:proofErr w:type="spellStart"/>
+      <w:r>
+        <w:rPr>
+          <w:rFonts w:hint="eastAsia"/>
+        </w:rPr>
+        <w:t>vlm</w:t>
+      </w:r>
+      <w:proofErr w:type="spellEnd"/>
+      <w:r>
+        <w:rPr>
+          <w:rFonts w:hint="eastAsia"/>
+        </w:rPr>
+        <w:t xml:space="preserve"> 加载 LocateAnything-3B-MLX，提升 20x 推理速度 1.3 模型懒加载</w:t>
+      </w:r>
+    </w:p>
+    <w:p>
+      <w:pPr>
+        <w:rPr>
+          <w:rFonts w:hint="eastAsia"/>
+        </w:rPr>
+      </w:pPr>
+      <w:r>
+        <w:rPr>
+          <w:rFonts w:hint="eastAsia"/>
+        </w:rPr>
+        <w:t xml:space="preserve">- 仅在需要时加载 </w:t>
+      </w:r>
+      <w:proofErr w:type="spellStart"/>
+      <w:r>
+        <w:rPr>
+          <w:rFonts w:hint="eastAsia"/>
+        </w:rPr>
+        <w:t>LocateAnything</w:t>
+      </w:r>
+      <w:proofErr w:type="spellEnd"/>
+      <w:r>
+        <w:rPr>
+          <w:rFonts w:hint="eastAsia"/>
+        </w:rPr>
+        <w:t>，避免内存占用过大</w:t>
       </w:r>
     </w:p>
     <w:p>
@@ -665,6 +791,11 @@
       </w:pPr>
     </w:p>
     <w:p>
+      <w:pPr>
+        <w:rPr>
+          <w:rFonts w:hint="eastAsia"/>
+        </w:rPr>
+      </w:pPr>
       <w:r>
         <w:rPr>
           <w:rFonts w:hint="eastAsia"/>
@@ -676,20 +807,317 @@
         <w:rPr>
           <w:rFonts w:hint="eastAsia"/>
         </w:rPr>
-        <w:t xml:space="preserve">  修复了bugs，现在可以实现语音监听，并返回llm识别图像；</w:t>
-      </w:r>
-    </w:p>
-    <w:p>
-      <w:pPr>
-        <w:rPr>
-          <w:rFonts w:hint="eastAsia"/>
-        </w:rPr>
-      </w:pPr>
+        <w:t xml:space="preserve">  修复了bugs，现在可以实现语音监听，并返回</w:t>
+      </w:r>
+      <w:proofErr w:type="spellStart"/>
+      <w:r>
+        <w:rPr>
+          <w:rFonts w:hint="eastAsia"/>
+        </w:rPr>
+        <w:t>llm</w:t>
+      </w:r>
+      <w:proofErr w:type="spellEnd"/>
+      <w:r>
+        <w:rPr>
+          <w:rFonts w:hint="eastAsia"/>
+        </w:rPr>
+        <w:t>识别图像；</w:t>
+      </w:r>
+    </w:p>
+    <w:p>
       <w:r>
         <w:rPr>
           <w:rFonts w:hint="eastAsia"/>
         </w:rPr>
         <w:t>下一步：研究语音判断小模型组</w:t>
+      </w:r>
+    </w:p>
+    <w:p>
+      <w:pPr>
+        <w:rPr>
+          <w:rFonts w:hint="eastAsia"/>
+        </w:rPr>
+      </w:pPr>
+      <w:r>
+        <w:rPr>
+          <w:rFonts w:hint="eastAsia"/>
+        </w:rPr>
+        <w:t>我要研究一个AI项目：•</w:t>
+      </w:r>
+      <w:r>
+        <w:rPr>
+          <w:rFonts w:hint="eastAsia"/>
+        </w:rPr>
+        <w:tab/>
+        <w:t>名称：多模态小型判断模型组（Qwen 3.5 2.7b）</w:t>
+      </w:r>
+    </w:p>
+    <w:p>
+      <w:pPr>
+        <w:rPr>
+          <w:rFonts w:hint="eastAsia"/>
+        </w:rPr>
+      </w:pPr>
+      <w:r>
+        <w:rPr>
+          <w:rFonts w:hint="eastAsia"/>
+        </w:rPr>
+        <w:t>•</w:t>
+      </w:r>
+      <w:r>
+        <w:rPr>
+          <w:rFonts w:hint="eastAsia"/>
+        </w:rPr>
+        <w:tab/>
+        <w:t>功能特性：</w:t>
+      </w:r>
+    </w:p>
+    <w:p>
+      <w:pPr>
+        <w:rPr>
+          <w:rFonts w:hint="eastAsia"/>
+        </w:rPr>
+      </w:pPr>
+      <w:r>
+        <w:rPr>
+          <w:rFonts w:hint="eastAsia"/>
+        </w:rPr>
+        <w:t>•</w:t>
+      </w:r>
+      <w:r>
+        <w:rPr>
+          <w:rFonts w:hint="eastAsia"/>
+        </w:rPr>
+        <w:tab/>
+        <w:t>支持多层重复、重叠识别理解文字（目的：连续识别环境声音信息，以提供及时的介入判断）</w:t>
+      </w:r>
+    </w:p>
+    <w:p>
+      <w:pPr>
+        <w:rPr>
+          <w:rFonts w:hint="eastAsia"/>
+        </w:rPr>
+      </w:pPr>
+      <w:r>
+        <w:rPr>
+          <w:rFonts w:hint="eastAsia"/>
+        </w:rPr>
+        <w:t>•</w:t>
+      </w:r>
+      <w:r>
+        <w:rPr>
+          <w:rFonts w:hint="eastAsia"/>
+        </w:rPr>
+        <w:tab/>
+        <w:t>判断周期设定：研究“人类语言表意时长”，每轮长度大于周期的1.5倍</w:t>
+      </w:r>
+    </w:p>
+    <w:p>
+      <w:pPr>
+        <w:rPr>
+          <w:rFonts w:hint="eastAsia"/>
+        </w:rPr>
+      </w:pPr>
+      <w:r>
+        <w:rPr>
+          <w:rFonts w:hint="eastAsia"/>
+        </w:rPr>
+        <w:t>•</w:t>
+      </w:r>
+      <w:r>
+        <w:rPr>
+          <w:rFonts w:hint="eastAsia"/>
+        </w:rPr>
+        <w:tab/>
+        <w:t>调用策略：“顺序调用排序”，若检测出可能要介入的信息，则切换其它小模型继续监听，确保就算误判也不中断监听</w:t>
+      </w:r>
+    </w:p>
+    <w:p>
+      <w:pPr>
+        <w:rPr>
+          <w:rFonts w:hint="eastAsia"/>
+        </w:rPr>
+      </w:pPr>
+      <w:r>
+        <w:rPr>
+          <w:rFonts w:hint="eastAsia"/>
+        </w:rPr>
+        <w:t>•</w:t>
+      </w:r>
+      <w:r>
+        <w:rPr>
+          <w:rFonts w:hint="eastAsia"/>
+        </w:rPr>
+        <w:tab/>
+        <w:t>工作状态：在主判断完成前，判断模型集群保持持续工作状态</w:t>
+      </w:r>
+    </w:p>
+    <w:p>
+      <w:pPr>
+        <w:rPr>
+          <w:rFonts w:hint="eastAsia"/>
+        </w:rPr>
+      </w:pPr>
+      <w:r>
+        <w:rPr>
+          <w:rFonts w:hint="eastAsia"/>
+        </w:rPr>
+        <w:t>•</w:t>
+      </w:r>
+      <w:r>
+        <w:rPr>
+          <w:rFonts w:hint="eastAsia"/>
+        </w:rPr>
+        <w:tab/>
+        <w:t>安全调节机制：</w:t>
+      </w:r>
+    </w:p>
+    <w:p>
+      <w:pPr>
+        <w:rPr>
+          <w:rFonts w:hint="eastAsia"/>
+        </w:rPr>
+      </w:pPr>
+      <w:r>
+        <w:rPr>
+          <w:rFonts w:hint="eastAsia"/>
+        </w:rPr>
+        <w:t>•</w:t>
+      </w:r>
+      <w:r>
+        <w:rPr>
+          <w:rFonts w:hint="eastAsia"/>
+        </w:rPr>
+        <w:tab/>
+        <w:t>设有“调节”子模块，负责判定判断是否正确</w:t>
+      </w:r>
+    </w:p>
+    <w:p>
+      <w:pPr>
+        <w:rPr>
+          <w:rFonts w:hint="eastAsia"/>
+        </w:rPr>
+      </w:pPr>
+      <w:r>
+        <w:rPr>
+          <w:rFonts w:hint="eastAsia"/>
+        </w:rPr>
+        <w:t>•</w:t>
+      </w:r>
+      <w:r>
+        <w:rPr>
+          <w:rFonts w:hint="eastAsia"/>
+        </w:rPr>
+        <w:tab/>
+        <w:t>若判为正确：保持静默，允许J.A.C. Brain进行运算思考以解决问题</w:t>
+      </w:r>
+    </w:p>
+    <w:p>
+      <w:pPr>
+        <w:rPr>
+          <w:rFonts w:hint="eastAsia"/>
+        </w:rPr>
+      </w:pPr>
+      <w:r>
+        <w:rPr>
+          <w:rFonts w:hint="eastAsia"/>
+        </w:rPr>
+        <w:t>•</w:t>
+      </w:r>
+      <w:r>
+        <w:rPr>
+          <w:rFonts w:hint="eastAsia"/>
+        </w:rPr>
+        <w:tab/>
+        <w:t>若判为不正确：停止J.A.C. Brain运行，转向控制台显示，阻断静默执行，回归判断周期</w:t>
+      </w:r>
+    </w:p>
+    <w:p>
+      <w:pPr>
+        <w:rPr>
+          <w:rFonts w:hint="eastAsia"/>
+        </w:rPr>
+      </w:pPr>
+      <w:r>
+        <w:rPr>
+          <w:rFonts w:hint="eastAsia"/>
+        </w:rPr>
+        <w:t>•</w:t>
+      </w:r>
+      <w:r>
+        <w:rPr>
+          <w:rFonts w:hint="eastAsia"/>
+        </w:rPr>
+        <w:tab/>
+        <w:t>配备备用小模型辅助上述正确性判断</w:t>
+      </w:r>
+    </w:p>
+    <w:p>
+      <w:pPr>
+        <w:rPr>
+          <w:rFonts w:hint="eastAsia"/>
+        </w:rPr>
+      </w:pPr>
+      <w:r>
+        <w:rPr>
+          <w:rFonts w:hint="eastAsia"/>
+        </w:rPr>
+        <w:t>总结：小模型组是由多个若干小模型组成的集群，要求可以本地运行，且占用现存不宜超过8g。实现功能：使用笔记本自带麦克风，自动监听环境中的声音，并且实时输入小模型组的其中一个模型；小模型组的任务是：只需判断输入的信息是否需要AI介入来对人类实施帮助，如果需要，则把问题通过API接口发送给大模型</w:t>
+      </w:r>
+      <w:proofErr w:type="spellStart"/>
+      <w:r>
+        <w:rPr>
+          <w:rFonts w:hint="eastAsia"/>
+        </w:rPr>
+        <w:t>JACbrain</w:t>
+      </w:r>
+      <w:proofErr w:type="spellEnd"/>
+      <w:r>
+        <w:rPr>
+          <w:rFonts w:hint="eastAsia"/>
+        </w:rPr>
+        <w:t>，如果不需要就保持静默继续监听。最终效果：平时小模型组静默监听，当听到类似”不是？这是什么玩意啊？“，”快来帮我看看这个“等需要帮助的时候，将问题用API接口发给</w:t>
+      </w:r>
+      <w:proofErr w:type="spellStart"/>
+      <w:r>
+        <w:rPr>
+          <w:rFonts w:hint="eastAsia"/>
+        </w:rPr>
+        <w:t>JACbrain</w:t>
+      </w:r>
+      <w:proofErr w:type="spellEnd"/>
+      <w:r>
+        <w:rPr>
+          <w:rFonts w:hint="eastAsia"/>
+        </w:rPr>
+        <w:t>，让大模型解决问题，自己不需要推理思考问题本身。</w:t>
+      </w:r>
+    </w:p>
+    <w:p>
+      <w:pPr>
+        <w:rPr>
+          <w:rFonts w:hint="eastAsia"/>
+        </w:rPr>
+      </w:pPr>
+    </w:p>
+    <w:p>
+      <w:pPr>
+        <w:rPr>
+          <w:rFonts w:hint="eastAsia"/>
+        </w:rPr>
+      </w:pPr>
+    </w:p>
+    <w:p>
+      <w:pPr>
+        <w:rPr>
+          <w:rFonts w:hint="eastAsia"/>
+        </w:rPr>
+      </w:pPr>
+      <w:r>
+        <w:rPr>
+          <w:rFonts w:hint="eastAsia"/>
+        </w:rPr>
+        <w:t>这个项目实际可行吗？有什么好的方案吗？</w:t>
       </w:r>
     </w:p>
     <w:sectPr>

--- a/codinglog_by_awaqwq233/当前进度.docx
+++ b/codinglog_by_awaqwq233/当前进度.docx
@@ -59,76 +59,20 @@
         <w:rPr>
           <w:rFonts w:hint="eastAsia"/>
         </w:rPr>
-        <w:t xml:space="preserve">  3.结合新技术，如：</w:t>
-      </w:r>
-      <w:proofErr w:type="spellStart"/>
-      <w:r>
-        <w:rPr>
-          <w:rFonts w:hint="eastAsia"/>
-        </w:rPr>
-        <w:t>openclaw</w:t>
-      </w:r>
-      <w:proofErr w:type="spellEnd"/>
-      <w:r>
-        <w:rPr>
-          <w:rFonts w:hint="eastAsia"/>
-        </w:rPr>
-        <w:t xml:space="preserve">、小米 </w:t>
-      </w:r>
-      <w:proofErr w:type="spellStart"/>
-      <w:r>
-        <w:rPr>
-          <w:rFonts w:hint="eastAsia"/>
-        </w:rPr>
-        <w:t>miloco</w:t>
-      </w:r>
-      <w:proofErr w:type="spellEnd"/>
-      <w:r>
-        <w:rPr>
-          <w:rFonts w:hint="eastAsia"/>
-        </w:rPr>
-        <w:t xml:space="preserve"> 2.0、</w:t>
-      </w:r>
-      <w:proofErr w:type="spellStart"/>
-      <w:r>
-        <w:rPr>
-          <w:rFonts w:hint="eastAsia"/>
-        </w:rPr>
-        <w:t>qwen</w:t>
-      </w:r>
-      <w:proofErr w:type="spellEnd"/>
-      <w:r>
-        <w:rPr>
-          <w:rFonts w:hint="eastAsia"/>
-        </w:rPr>
-        <w:t>能跑在48gb m5pro 上的模型</w:t>
-      </w:r>
-    </w:p>
-    <w:p>
-      <w:pPr>
-        <w:rPr>
-          <w:rFonts w:hint="eastAsia"/>
-        </w:rPr>
-      </w:pPr>
-      <w:r>
-        <w:rPr>
-          <w:rFonts w:hint="eastAsia"/>
-        </w:rPr>
-        <w:t xml:space="preserve">  4.语音模型全部重做！有奇奇怪怪的bug，不仅是模型回复本身，声音克隆、</w:t>
-      </w:r>
-      <w:proofErr w:type="spellStart"/>
-      <w:r>
-        <w:rPr>
-          <w:rFonts w:hint="eastAsia"/>
-        </w:rPr>
-        <w:t>onnx</w:t>
-      </w:r>
-      <w:proofErr w:type="spellEnd"/>
-      <w:r>
-        <w:rPr>
-          <w:rFonts w:hint="eastAsia"/>
-        </w:rPr>
-        <w:t>都有点问题</w:t>
+        <w:t xml:space="preserve">  3.结合新技术，如：openclaw、小米 miloco 2.0、qwen能跑在48gb m5pro 上的模型</w:t>
+      </w:r>
+    </w:p>
+    <w:p>
+      <w:pPr>
+        <w:rPr>
+          <w:rFonts w:hint="eastAsia"/>
+        </w:rPr>
+      </w:pPr>
+      <w:r>
+        <w:rPr>
+          <w:rFonts w:hint="eastAsia"/>
+        </w:rPr>
+        <w:t xml:space="preserve">  4.语音模型全部重做！有奇奇怪怪的bug，不仅是模型回复本身，声音克隆、onnx都有点问题</w:t>
       </w:r>
     </w:p>
     <w:p>
@@ -154,21 +98,7 @@
         <w:rPr>
           <w:rFonts w:hint="eastAsia"/>
         </w:rPr>
-        <w:t xml:space="preserve">  6.需要部署</w:t>
-      </w:r>
-      <w:proofErr w:type="spellStart"/>
-      <w:r>
-        <w:rPr>
-          <w:rFonts w:hint="eastAsia"/>
-        </w:rPr>
-        <w:t>github</w:t>
-      </w:r>
-      <w:proofErr w:type="spellEnd"/>
-      <w:r>
-        <w:rPr>
-          <w:rFonts w:hint="eastAsia"/>
-        </w:rPr>
-        <w:t>提交工具</w:t>
+        <w:t xml:space="preserve">  6.需要部署github提交工具</w:t>
       </w:r>
       <w:r>
         <w:rPr>
@@ -366,21 +296,7 @@
         <w:rPr>
           <w:rFonts w:hint="eastAsia"/>
         </w:rPr>
-        <w:t xml:space="preserve">### Phase 1: 修复核心问题 + 基础优化（立即执行） 1.1 修复 </w:t>
-      </w:r>
-      <w:proofErr w:type="spellStart"/>
-      <w:r>
-        <w:rPr>
-          <w:rFonts w:hint="eastAsia"/>
-        </w:rPr>
-        <w:t>LocateAnything</w:t>
-      </w:r>
-      <w:proofErr w:type="spellEnd"/>
-      <w:r>
-        <w:rPr>
-          <w:rFonts w:hint="eastAsia"/>
-        </w:rPr>
-        <w:t xml:space="preserve"> 死代码</w:t>
+        <w:t>### Phase 1: 修复核心问题 + 基础优化（立即执行） 1.1 修复 LocateAnything 死代码</w:t>
       </w:r>
     </w:p>
     <w:p>
@@ -406,21 +322,7 @@
         <w:rPr>
           <w:rFonts w:hint="eastAsia"/>
         </w:rPr>
-        <w:t xml:space="preserve">- 当用户问"我看到了什么？"时，调用 </w:t>
-      </w:r>
-      <w:proofErr w:type="spellStart"/>
-      <w:r>
-        <w:rPr>
-          <w:rFonts w:hint="eastAsia"/>
-        </w:rPr>
-        <w:t>LocateAnything</w:t>
-      </w:r>
-      <w:proofErr w:type="spellEnd"/>
-      <w:r>
-        <w:rPr>
-          <w:rFonts w:hint="eastAsia"/>
-        </w:rPr>
-        <w:t xml:space="preserve"> 进行精准定位 1.2 Apple </w:t>
+        <w:t xml:space="preserve">- 当用户问"我看到了什么？"时，调用 LocateAnything 进行精准定位 1.2 Apple </w:t>
       </w:r>
       <w:r>
         <w:rPr>
@@ -453,48 +355,20 @@
         <w:rPr>
           <w:rFonts w:hint="eastAsia"/>
         </w:rPr>
-        <w:t>- 使用 mlx-</w:t>
-      </w:r>
-      <w:proofErr w:type="spellStart"/>
-      <w:r>
-        <w:rPr>
-          <w:rFonts w:hint="eastAsia"/>
-        </w:rPr>
-        <w:t>vlm</w:t>
-      </w:r>
-      <w:proofErr w:type="spellEnd"/>
-      <w:r>
-        <w:rPr>
-          <w:rFonts w:hint="eastAsia"/>
-        </w:rPr>
-        <w:t xml:space="preserve"> 加载 LocateAnything-3B-MLX，提升 20x 推理速度 1.3 模型懒加载</w:t>
-      </w:r>
-    </w:p>
-    <w:p>
-      <w:pPr>
-        <w:rPr>
-          <w:rFonts w:hint="eastAsia"/>
-        </w:rPr>
-      </w:pPr>
-      <w:r>
-        <w:rPr>
-          <w:rFonts w:hint="eastAsia"/>
-        </w:rPr>
-        <w:t xml:space="preserve">- 仅在需要时加载 </w:t>
-      </w:r>
-      <w:proofErr w:type="spellStart"/>
-      <w:r>
-        <w:rPr>
-          <w:rFonts w:hint="eastAsia"/>
-        </w:rPr>
-        <w:t>LocateAnything</w:t>
-      </w:r>
-      <w:proofErr w:type="spellEnd"/>
-      <w:r>
-        <w:rPr>
-          <w:rFonts w:hint="eastAsia"/>
-        </w:rPr>
-        <w:t>，避免内存占用过大</w:t>
+        <w:t>- 使用 mlx-vlm 加载 LocateAnything-3B-MLX，提升 20x 推理速度 1.3 模型懒加载</w:t>
+      </w:r>
+    </w:p>
+    <w:p>
+      <w:pPr>
+        <w:rPr>
+          <w:rFonts w:hint="eastAsia"/>
+        </w:rPr>
+      </w:pPr>
+      <w:r>
+        <w:rPr>
+          <w:rFonts w:hint="eastAsia"/>
+        </w:rPr>
+        <w:t>- 仅在需要时加载 LocateAnything，避免内存占用过大</w:t>
       </w:r>
     </w:p>
     <w:p>
@@ -807,24 +681,15 @@
         <w:rPr>
           <w:rFonts w:hint="eastAsia"/>
         </w:rPr>
-        <w:t xml:space="preserve">  修复了bugs，现在可以实现语音监听，并返回</w:t>
-      </w:r>
-      <w:proofErr w:type="spellStart"/>
-      <w:r>
-        <w:rPr>
-          <w:rFonts w:hint="eastAsia"/>
-        </w:rPr>
-        <w:t>llm</w:t>
-      </w:r>
-      <w:proofErr w:type="spellEnd"/>
-      <w:r>
-        <w:rPr>
-          <w:rFonts w:hint="eastAsia"/>
-        </w:rPr>
-        <w:t>识别图像；</w:t>
-      </w:r>
-    </w:p>
-    <w:p>
+        <w:t xml:space="preserve">  修复了bugs，现在可以实现语音监听，并返回llm识别图像；</w:t>
+      </w:r>
+    </w:p>
+    <w:p>
+      <w:pPr>
+        <w:rPr>
+          <w:rFonts w:hint="eastAsia"/>
+        </w:rPr>
+      </w:pPr>
       <w:r>
         <w:rPr>
           <w:rFonts w:hint="eastAsia"/>
@@ -1062,62 +927,54 @@
         <w:rPr>
           <w:rFonts w:hint="eastAsia"/>
         </w:rPr>
-        <w:t>总结：小模型组是由多个若干小模型组成的集群，要求可以本地运行，且占用现存不宜超过8g。实现功能：使用笔记本自带麦克风，自动监听环境中的声音，并且实时输入小模型组的其中一个模型；小模型组的任务是：只需判断输入的信息是否需要AI介入来对人类实施帮助，如果需要，则把问题通过API接口发送给大模型</w:t>
-      </w:r>
-      <w:proofErr w:type="spellStart"/>
-      <w:r>
-        <w:rPr>
-          <w:rFonts w:hint="eastAsia"/>
-        </w:rPr>
-        <w:t>JACbrain</w:t>
-      </w:r>
-      <w:proofErr w:type="spellEnd"/>
-      <w:r>
-        <w:rPr>
-          <w:rFonts w:hint="eastAsia"/>
-        </w:rPr>
-        <w:t>，如果不需要就保持静默继续监听。最终效果：平时小模型组静默监听，当听到类似”不是？这是什么玩意啊？“，”快来帮我看看这个“等需要帮助的时候，将问题用API接口发给</w:t>
-      </w:r>
-      <w:proofErr w:type="spellStart"/>
-      <w:r>
-        <w:rPr>
-          <w:rFonts w:hint="eastAsia"/>
-        </w:rPr>
-        <w:t>JACbrain</w:t>
-      </w:r>
-      <w:proofErr w:type="spellEnd"/>
-      <w:r>
-        <w:rPr>
-          <w:rFonts w:hint="eastAsia"/>
-        </w:rPr>
-        <w:t>，让大模型解决问题，自己不需要推理思考问题本身。</w:t>
-      </w:r>
-    </w:p>
-    <w:p>
-      <w:pPr>
-        <w:rPr>
-          <w:rFonts w:hint="eastAsia"/>
-        </w:rPr>
-      </w:pPr>
-    </w:p>
-    <w:p>
-      <w:pPr>
-        <w:rPr>
-          <w:rFonts w:hint="eastAsia"/>
-        </w:rPr>
-      </w:pPr>
-    </w:p>
-    <w:p>
-      <w:pPr>
-        <w:rPr>
-          <w:rFonts w:hint="eastAsia"/>
-        </w:rPr>
-      </w:pPr>
+        <w:t>总结：小模型组是由多个若干小模型组成的集群，要求可以本地运行，且占用现存不宜超过8g。实现功能：使用笔记本自带麦克风，自动监听环境中的声音，并且实时输入小模型组的其中一个模型；小模型组的任务是：只需判断输入的信息是否需要AI介入来对人类实施帮助，如果需要，则把问题通过API接口发送给大模型JACbrain，如果不需要就保持静默继续监听。最终效果：平时小模型组静默监听，当听到类似”不是？这是什么玩意啊？“，”快来帮我看看这个“等需要帮助的时候，将问题用API接口发给JACbrain，让大模型解决问题，自己不需要推理思考问题本身。</w:t>
+      </w:r>
+    </w:p>
+    <w:p>
+      <w:pPr>
+        <w:rPr>
+          <w:rFonts w:hint="eastAsia"/>
+        </w:rPr>
+      </w:pPr>
+    </w:p>
+    <w:p>
+      <w:pPr>
+        <w:rPr>
+          <w:rFonts w:hint="eastAsia"/>
+        </w:rPr>
+      </w:pPr>
+    </w:p>
+    <w:p>
       <w:r>
         <w:rPr>
           <w:rFonts w:hint="eastAsia"/>
         </w:rPr>
         <w:t>这个项目实际可行吗？有什么好的方案吗？</w:t>
+      </w:r>
+    </w:p>
+    <w:p/>
+    <w:p/>
+    <w:p/>
+    <w:p>
+      <w:r>
+        <w:rPr>
+          <w:rFonts w:hint="eastAsia"/>
+        </w:rPr>
+        <w:lastRenderedPageBreak/>
+        <w:t>2026.7.1</w:t>
+      </w:r>
+    </w:p>
+    <w:p>
+      <w:pPr>
+        <w:rPr>
+          <w:rFonts w:hint="eastAsia"/>
+        </w:rPr>
+      </w:pPr>
+      <w:r>
+        <w:rPr>
+          <w:rFonts w:hint="eastAsia"/>
+        </w:rPr>
+        <w:t>添加了前置判断模型，但受限于显存大小，等mac到手再测试</w:t>
       </w:r>
     </w:p>
     <w:sectPr>
@@ -2054,6 +1911,27 @@
       <w:spacing w:val="5"/>
     </w:rPr>
   </w:style>
+  <w:style w:type="paragraph" w:styleId="ae">
+    <w:name w:val="Date"/>
+    <w:basedOn w:val="a"/>
+    <w:next w:val="a"/>
+    <w:link w:val="af"/>
+    <w:uiPriority w:val="99"/>
+    <w:semiHidden/>
+    <w:unhideWhenUsed/>
+    <w:rsid w:val="00D922FA"/>
+    <w:pPr>
+      <w:ind w:leftChars="2500" w:left="100"/>
+    </w:pPr>
+  </w:style>
+  <w:style w:type="character" w:customStyle="1" w:styleId="af">
+    <w:name w:val="日期 字符"/>
+    <w:basedOn w:val="a0"/>
+    <w:link w:val="ae"/>
+    <w:uiPriority w:val="99"/>
+    <w:semiHidden/>
+    <w:rsid w:val="00D922FA"/>
+  </w:style>
 </w:styles>
 </file>
 

--- a/codinglog_by_awaqwq233/当前进度.docx
+++ b/codinglog_by_awaqwq233/当前进度.docx
@@ -945,6 +945,11 @@
       </w:pPr>
     </w:p>
     <w:p>
+      <w:pPr>
+        <w:rPr>
+          <w:rFonts w:hint="eastAsia"/>
+        </w:rPr>
+      </w:pPr>
       <w:r>
         <w:rPr>
           <w:rFonts w:hint="eastAsia"/>
@@ -952,29 +957,117 @@
         <w:t>这个项目实际可行吗？有什么好的方案吗？</w:t>
       </w:r>
     </w:p>
+    <w:p>
+      <w:pPr>
+        <w:rPr>
+          <w:rFonts w:hint="eastAsia"/>
+        </w:rPr>
+      </w:pPr>
+    </w:p>
+    <w:p>
+      <w:pPr>
+        <w:rPr>
+          <w:rFonts w:hint="eastAsia"/>
+        </w:rPr>
+      </w:pPr>
+    </w:p>
+    <w:p>
+      <w:pPr>
+        <w:rPr>
+          <w:rFonts w:hint="eastAsia"/>
+        </w:rPr>
+      </w:pPr>
+    </w:p>
+    <w:p>
+      <w:pPr>
+        <w:rPr>
+          <w:rFonts w:hint="eastAsia"/>
+        </w:rPr>
+      </w:pPr>
+      <w:r>
+        <w:rPr>
+          <w:rFonts w:hint="eastAsia"/>
+        </w:rPr>
+        <w:lastRenderedPageBreak/>
+        <w:t>2026.7.</w:t>
+      </w:r>
+      <w:r>
+        <w:rPr>
+          <w:rFonts w:hint="eastAsia"/>
+        </w:rPr>
+        <w:t>2</w:t>
+      </w:r>
+      <w:r>
+        <w:rPr>
+          <w:rFonts w:hint="eastAsia"/>
+        </w:rPr>
+        <w:t>1</w:t>
+      </w:r>
+    </w:p>
+    <w:p>
+      <w:r>
+        <w:rPr>
+          <w:rFonts w:hint="eastAsia"/>
+        </w:rPr>
+        <w:t>添加了前置判断模型，但受限于显存大小，等mac到手再测试</w:t>
+      </w:r>
+    </w:p>
     <w:p/>
-    <w:p/>
-    <w:p/>
-    <w:p>
-      <w:r>
-        <w:rPr>
-          <w:rFonts w:hint="eastAsia"/>
-        </w:rPr>
-        <w:lastRenderedPageBreak/>
-        <w:t>2026.7.1</w:t>
-      </w:r>
-    </w:p>
-    <w:p>
-      <w:pPr>
-        <w:rPr>
-          <w:rFonts w:hint="eastAsia"/>
-        </w:rPr>
-      </w:pPr>
-      <w:r>
-        <w:rPr>
-          <w:rFonts w:hint="eastAsia"/>
-        </w:rPr>
-        <w:t>添加了前置判断模型，但受限于显存大小，等mac到手再测试</w:t>
+    <w:p>
+      <w:r>
+        <w:rPr>
+          <w:rFonts w:hint="eastAsia"/>
+        </w:rPr>
+        <w:t>2026.7.23</w:t>
+      </w:r>
+    </w:p>
+    <w:p>
+      <w:r>
+        <w:rPr>
+          <w:rFonts w:hint="eastAsia"/>
+        </w:rPr>
+        <w:t>修复了一些bug，但限于显存大小只能等</w:t>
+      </w:r>
+      <w:r>
+        <w:rPr>
+          <w:rFonts w:hint="eastAsia"/>
+        </w:rPr>
+        <w:t>mac到手再测试</w:t>
+      </w:r>
+      <w:r>
+        <w:rPr>
+          <w:rFonts w:hint="eastAsia"/>
+        </w:rPr>
+        <w:t>。</w:t>
+      </w:r>
+    </w:p>
+    <w:p>
+      <w:r>
+        <w:rPr>
+          <w:rFonts w:hint="eastAsia"/>
+        </w:rPr>
+        <w:t>重新适配了三系统</w:t>
+      </w:r>
+    </w:p>
+    <w:p>
+      <w:r>
+        <w:rPr>
+          <w:rFonts w:hint="eastAsia"/>
+        </w:rPr>
+        <w:t>重新改语音换为qwen3TTS</w:t>
+      </w:r>
+    </w:p>
+    <w:p>
+      <w:pPr>
+        <w:rPr>
+          <w:rFonts w:hint="eastAsia"/>
+        </w:rPr>
+      </w:pPr>
+      <w:r>
+        <w:rPr>
+          <w:rFonts w:hint="eastAsia"/>
+        </w:rPr>
+        <w:t>待添加：图形ui显示及设置界面</w:t>
       </w:r>
     </w:p>
     <w:sectPr>

--- a/codinglog_by_awaqwq233/当前进度.docx
+++ b/codinglog_by_awaqwq233/当前进度.docx
@@ -1,6 +1,6 @@
 
 <file path=word/document.xml><?xml version="1.0" encoding="utf-8"?>
-<w:document xmlns:wpc="http://schemas.microsoft.com/office/word/2010/wordprocessingCanvas" xmlns:cx="http://schemas.microsoft.com/office/drawing/2014/chartex" xmlns:cx1="http://schemas.microsoft.com/office/drawing/2015/9/8/chartex" xmlns:cx2="http://schemas.microsoft.com/office/drawing/2015/10/21/chartex" xmlns:cx3="http://schemas.microsoft.com/office/drawing/2016/5/9/chartex" xmlns:cx4="http://schemas.microsoft.com/office/drawing/2016/5/10/chartex" xmlns:cx5="http://schemas.microsoft.com/office/drawing/2016/5/11/chartex" xmlns:cx6="http://schemas.microsoft.com/office/drawing/2016/5/12/chartex" xmlns:cx7="http://schemas.microsoft.com/office/drawing/2016/5/13/chartex" xmlns:cx8="http://schemas.microsoft.com/office/drawing/2016/5/14/chartex" xmlns:mc="http://schemas.openxmlformats.org/markup-compatibility/2006" xmlns:aink="http://schemas.microsoft.com/office/drawing/2016/ink" xmlns:am3d="http://schemas.microsoft.com/office/drawing/2017/model3d" xmlns:o="urn:schemas-microsoft-com:office:office" xmlns:oel="http://schemas.microsoft.com/office/2019/extlst" xmlns:r="http://schemas.openxmlformats.org/officeDocument/2006/relationships" xmlns:m="http://schemas.openxmlformats.org/officeDocument/2006/math" xmlns:v="urn:schemas-microsoft-com:vml" xmlns:wp14="http://schemas.microsoft.com/office/word/2010/wordprocessingDrawing" xmlns:wp="http://schemas.openxmlformats.org/drawingml/2006/wordprocessingDrawing" xmlns:w10="urn:schemas-microsoft-com:office:word" xmlns:w="http://schemas.openxmlformats.org/wordprocessingml/2006/main" xmlns:w14="http://schemas.microsoft.com/office/word/2010/wordml" xmlns:w15="http://schemas.microsoft.com/office/word/2012/wordml" xmlns:w16cex="http://schemas.microsoft.com/office/word/2018/wordml/cex" xmlns:w16cid="http://schemas.microsoft.com/office/word/2016/wordml/cid" xmlns:w16="http://schemas.microsoft.com/office/word/2018/wordml" xmlns:w16du="http://schemas.microsoft.com/office/word/2023/wordml/word16du" xmlns:w16sdtdh="http://schemas.microsoft.com/office/word/2020/wordml/sdtdatahash" xmlns:w16sdtfl="http://schemas.microsoft.com/office/word/2024/wordml/sdtformatlock" xmlns:w16se="http://schemas.microsoft.com/office/word/2015/wordml/symex" xmlns:wpg="http://schemas.microsoft.com/office/word/2010/wordprocessingGroup" xmlns:wpi="http://schemas.microsoft.com/office/word/2010/wordprocessingInk" xmlns:wne="http://schemas.microsoft.com/office/word/2006/wordml" xmlns:wps="http://schemas.microsoft.com/office/word/2010/wordprocessingShape" mc:Ignorable="w14 w15 w16se w16cid w16 w16cex w16sdtdh w16sdtfl w16du wp14">
+<w:document xmlns:wpc="http://schemas.microsoft.com/office/word/2010/wordprocessingCanvas" xmlns:cx="http://schemas.microsoft.com/office/drawing/2014/chartex" xmlns:cx1="http://schemas.microsoft.com/office/drawing/2015/9/8/chartex" xmlns:cx2="http://schemas.microsoft.com/office/drawing/2015/10/21/chartex" xmlns:cx3="http://schemas.microsoft.com/office/drawing/2016/5/9/chartex" xmlns:cx4="http://schemas.microsoft.com/office/drawing/2016/5/10/chartex" xmlns:cx5="http://schemas.microsoft.com/office/drawing/2016/5/11/chartex" xmlns:cx6="http://schemas.microsoft.com/office/drawing/2016/5/12/chartex" xmlns:cx7="http://schemas.microsoft.com/office/drawing/2016/5/13/chartex" xmlns:cx8="http://schemas.microsoft.com/office/drawing/2016/5/14/chartex" xmlns:mc="http://schemas.openxmlformats.org/markup-compatibility/2006" xmlns:o="urn:schemas-microsoft-com:office:office" xmlns:r="http://schemas.openxmlformats.org/officeDocument/2006/relationships" xmlns:m="http://schemas.openxmlformats.org/officeDocument/2006/math" xmlns:v="urn:schemas-microsoft-com:vml" xmlns:wp14="http://schemas.microsoft.com/office/word/2010/wordprocessingDrawing" xmlns:wp="http://schemas.openxmlformats.org/drawingml/2006/wordprocessingDrawing" xmlns:w="http://schemas.openxmlformats.org/wordprocessingml/2006/main" xmlns:w14="http://schemas.microsoft.com/office/word/2010/wordml" xmlns:w10="urn:schemas-microsoft-com:office:word" xmlns:w15="http://schemas.microsoft.com/office/word/2012/wordml" xmlns:wpg="http://schemas.microsoft.com/office/word/2010/wordprocessingGroup" xmlns:wpi="http://schemas.microsoft.com/office/word/2010/wordprocessingInk" xmlns:wne="http://schemas.microsoft.com/office/word/2006/wordml" xmlns:wps="http://schemas.microsoft.com/office/word/2010/wordprocessingShape" xmlns:wpsCustomData="http://www.wps.cn/officeDocument/2013/wpsCustomData" mc:Ignorable="w14 w15 wp14">
   <w:body>
     <w:p>
       <w:pPr>
@@ -98,13 +98,7 @@
         <w:rPr>
           <w:rFonts w:hint="eastAsia"/>
         </w:rPr>
-        <w:t xml:space="preserve">  6.需要部署github提交工具</w:t>
-      </w:r>
-      <w:r>
-        <w:rPr>
-          <w:rFonts w:hint="eastAsia"/>
-        </w:rPr>
-        <w:t>，开源项目</w:t>
+        <w:t xml:space="preserve">  6.需要部署github提交工具，开源项目</w:t>
       </w:r>
     </w:p>
     <w:p>
@@ -197,38 +191,30 @@
           <w:sz w:val="16"/>
           <w:szCs w:val="18"/>
         </w:rPr>
-        <w:t>- 响应速度 : 当前延迟较高 (10秒+)，需要流式优化</w:t>
-      </w:r>
-      <w:r>
-        <w:rPr>
-          <w:rFonts w:hint="eastAsia"/>
+        <w:t>- 响应速度 : 当前延迟较高 (10秒+)，需要流式优化------</w:t>
+      </w:r>
+      <w:r>
+        <w:rPr>
           <w:sz w:val="16"/>
           <w:szCs w:val="18"/>
         </w:rPr>
-        <w:t>------</w:t>
-      </w:r>
-      <w:r>
-        <w:rPr>
+        <w:t>一边思考一边生成语音，大幅降低感知延迟。</w:t>
+      </w:r>
+    </w:p>
+    <w:p>
+      <w:pPr>
+        <w:rPr>
+          <w:rFonts w:hint="eastAsia"/>
           <w:sz w:val="16"/>
           <w:szCs w:val="18"/>
         </w:rPr>
-        <w:t>一边思考一边生成语音，大幅降低感知延迟。</w:t>
-      </w:r>
-    </w:p>
-    <w:p>
-      <w:pPr>
+      </w:pPr>
+      <w:r>
         <w:rPr>
           <w:rFonts w:hint="eastAsia"/>
           <w:sz w:val="16"/>
           <w:szCs w:val="18"/>
         </w:rPr>
-      </w:pPr>
-      <w:r>
-        <w:rPr>
-          <w:rFonts w:hint="eastAsia"/>
-          <w:sz w:val="16"/>
-          <w:szCs w:val="18"/>
-        </w:rPr>
         <w:t>- 云平台，服务器稳定建成后，研究直连服务器模块，awaqwq233.cloud awaqwq233.com</w:t>
       </w:r>
     </w:p>
@@ -322,14 +308,7 @@
         <w:rPr>
           <w:rFonts w:hint="eastAsia"/>
         </w:rPr>
-        <w:t xml:space="preserve">- 当用户问"我看到了什么？"时，调用 LocateAnything 进行精准定位 1.2 Apple </w:t>
-      </w:r>
-      <w:r>
-        <w:rPr>
-          <w:rFonts w:hint="eastAsia"/>
-        </w:rPr>
-        <w:lastRenderedPageBreak/>
-        <w:t>Silicon MLX 优化</w:t>
+        <w:t>- 当用户问"我看到了什么？"时，调用 LocateAnything 进行精准定位 1.2 Apple Silicon MLX 优化</w:t>
       </w:r>
     </w:p>
     <w:p>
@@ -674,14 +653,7 @@
         <w:rPr>
           <w:rFonts w:hint="eastAsia"/>
         </w:rPr>
-        <w:lastRenderedPageBreak/>
-        <w:t xml:space="preserve">7.13 </w:t>
-      </w:r>
-      <w:r>
-        <w:rPr>
-          <w:rFonts w:hint="eastAsia"/>
-        </w:rPr>
-        <w:t xml:space="preserve">  修复了bugs，现在可以实现语音监听，并返回llm识别图像；</w:t>
+        <w:t>7.13   修复了bugs，现在可以实现语音监听，并返回llm识别图像；</w:t>
       </w:r>
     </w:p>
     <w:p>
@@ -714,6 +686,11 @@
           <w:rFonts w:hint="eastAsia"/>
         </w:rPr>
         <w:tab/>
+      </w:r>
+      <w:r>
+        <w:rPr>
+          <w:rFonts w:hint="eastAsia"/>
+        </w:rPr>
         <w:t>名称：多模态小型判断模型组（Qwen 3.5 2.7b）</w:t>
       </w:r>
     </w:p>
@@ -734,6 +711,11 @@
           <w:rFonts w:hint="eastAsia"/>
         </w:rPr>
         <w:tab/>
+      </w:r>
+      <w:r>
+        <w:rPr>
+          <w:rFonts w:hint="eastAsia"/>
+        </w:rPr>
         <w:t>功能特性：</w:t>
       </w:r>
     </w:p>
@@ -754,6 +736,11 @@
           <w:rFonts w:hint="eastAsia"/>
         </w:rPr>
         <w:tab/>
+      </w:r>
+      <w:r>
+        <w:rPr>
+          <w:rFonts w:hint="eastAsia"/>
+        </w:rPr>
         <w:t>支持多层重复、重叠识别理解文字（目的：连续识别环境声音信息，以提供及时的介入判断）</w:t>
       </w:r>
     </w:p>
@@ -774,6 +761,11 @@
           <w:rFonts w:hint="eastAsia"/>
         </w:rPr>
         <w:tab/>
+      </w:r>
+      <w:r>
+        <w:rPr>
+          <w:rFonts w:hint="eastAsia"/>
+        </w:rPr>
         <w:t>判断周期设定：研究“人类语言表意时长”，每轮长度大于周期的1.5倍</w:t>
       </w:r>
     </w:p>
@@ -794,6 +786,11 @@
           <w:rFonts w:hint="eastAsia"/>
         </w:rPr>
         <w:tab/>
+      </w:r>
+      <w:r>
+        <w:rPr>
+          <w:rFonts w:hint="eastAsia"/>
+        </w:rPr>
         <w:t>调用策略：“顺序调用排序”，若检测出可能要介入的信息，则切换其它小模型继续监听，确保就算误判也不中断监听</w:t>
       </w:r>
     </w:p>
@@ -814,6 +811,11 @@
           <w:rFonts w:hint="eastAsia"/>
         </w:rPr>
         <w:tab/>
+      </w:r>
+      <w:r>
+        <w:rPr>
+          <w:rFonts w:hint="eastAsia"/>
+        </w:rPr>
         <w:t>工作状态：在主判断完成前，判断模型集群保持持续工作状态</w:t>
       </w:r>
     </w:p>
@@ -834,6 +836,11 @@
           <w:rFonts w:hint="eastAsia"/>
         </w:rPr>
         <w:tab/>
+      </w:r>
+      <w:r>
+        <w:rPr>
+          <w:rFonts w:hint="eastAsia"/>
+        </w:rPr>
         <w:t>安全调节机制：</w:t>
       </w:r>
     </w:p>
@@ -854,6 +861,11 @@
           <w:rFonts w:hint="eastAsia"/>
         </w:rPr>
         <w:tab/>
+      </w:r>
+      <w:r>
+        <w:rPr>
+          <w:rFonts w:hint="eastAsia"/>
+        </w:rPr>
         <w:t>设有“调节”子模块，负责判定判断是否正确</w:t>
       </w:r>
     </w:p>
@@ -874,6 +886,11 @@
           <w:rFonts w:hint="eastAsia"/>
         </w:rPr>
         <w:tab/>
+      </w:r>
+      <w:r>
+        <w:rPr>
+          <w:rFonts w:hint="eastAsia"/>
+        </w:rPr>
         <w:t>若判为正确：保持静默，允许J.A.C. Brain进行运算思考以解决问题</w:t>
       </w:r>
     </w:p>
@@ -894,6 +911,11 @@
           <w:rFonts w:hint="eastAsia"/>
         </w:rPr>
         <w:tab/>
+      </w:r>
+      <w:r>
+        <w:rPr>
+          <w:rFonts w:hint="eastAsia"/>
+        </w:rPr>
         <w:t>若判为不正确：停止J.A.C. Brain运行，转向控制台显示，阻断静默执行，回归判断周期</w:t>
       </w:r>
     </w:p>
@@ -914,6 +936,11 @@
           <w:rFonts w:hint="eastAsia"/>
         </w:rPr>
         <w:tab/>
+      </w:r>
+      <w:r>
+        <w:rPr>
+          <w:rFonts w:hint="eastAsia"/>
+        </w:rPr>
         <w:t>配备备用小模型辅助上述正确性判断</w:t>
       </w:r>
     </w:p>
@@ -988,20 +1015,7 @@
         <w:rPr>
           <w:rFonts w:hint="eastAsia"/>
         </w:rPr>
-        <w:lastRenderedPageBreak/>
-        <w:t>2026.7.</w:t>
-      </w:r>
-      <w:r>
-        <w:rPr>
-          <w:rFonts w:hint="eastAsia"/>
-        </w:rPr>
-        <w:t>2</w:t>
-      </w:r>
-      <w:r>
-        <w:rPr>
-          <w:rFonts w:hint="eastAsia"/>
-        </w:rPr>
-        <w:t>1</w:t>
+        <w:t>2026.7.21</w:t>
       </w:r>
     </w:p>
     <w:p>
@@ -1026,19 +1040,7 @@
         <w:rPr>
           <w:rFonts w:hint="eastAsia"/>
         </w:rPr>
-        <w:t>修复了一些bug，但限于显存大小只能等</w:t>
-      </w:r>
-      <w:r>
-        <w:rPr>
-          <w:rFonts w:hint="eastAsia"/>
-        </w:rPr>
-        <w:t>mac到手再测试</w:t>
-      </w:r>
-      <w:r>
-        <w:rPr>
-          <w:rFonts w:hint="eastAsia"/>
-        </w:rPr>
-        <w:t>。</w:t>
+        <w:t>修复了一些bug，但限于显存大小只能等mac到手再测试。</w:t>
       </w:r>
     </w:p>
     <w:p>
@@ -1069,429 +1071,711 @@
         </w:rPr>
         <w:t>待添加：图形ui显示及设置界面</w:t>
       </w:r>
+    </w:p>
+    <w:p>
+      <w:pPr>
+        <w:rPr>
+          <w:rFonts w:hint="eastAsia"/>
+        </w:rPr>
+      </w:pPr>
+    </w:p>
+    <w:p>
+      <w:pPr>
+        <w:rPr>
+          <w:rFonts w:hint="eastAsia"/>
+        </w:rPr>
+      </w:pPr>
+    </w:p>
+    <w:p>
+      <w:pPr>
+        <w:rPr>
+          <w:rFonts w:hint="eastAsia"/>
+        </w:rPr>
+      </w:pPr>
+    </w:p>
+    <w:p>
+      <w:pPr>
+        <w:rPr>
+          <w:rFonts w:hint="eastAsia"/>
+        </w:rPr>
+      </w:pPr>
+    </w:p>
+    <w:p>
+      <w:pPr>
+        <w:rPr>
+          <w:rFonts w:hint="eastAsia"/>
+        </w:rPr>
+      </w:pPr>
+    </w:p>
+    <w:p>
+      <w:pPr>
+        <w:rPr>
+          <w:rFonts w:hint="eastAsia"/>
+        </w:rPr>
+      </w:pPr>
+    </w:p>
+    <w:p>
+      <w:pPr>
+        <w:rPr>
+          <w:rFonts w:hint="eastAsia"/>
+        </w:rPr>
+      </w:pPr>
+    </w:p>
+    <w:p>
+      <w:pPr>
+        <w:rPr>
+          <w:rFonts w:hint="eastAsia"/>
+        </w:rPr>
+      </w:pPr>
+    </w:p>
+    <w:p>
+      <w:pPr>
+        <w:rPr>
+          <w:rFonts w:hint="eastAsia"/>
+        </w:rPr>
+      </w:pPr>
+    </w:p>
+    <w:p>
+      <w:pPr>
+        <w:rPr>
+          <w:rFonts w:hint="eastAsia"/>
+        </w:rPr>
+      </w:pPr>
+    </w:p>
+    <w:p>
+      <w:pPr>
+        <w:rPr>
+          <w:rFonts w:hint="eastAsia"/>
+        </w:rPr>
+      </w:pPr>
+    </w:p>
+    <w:p>
+      <w:pPr>
+        <w:rPr>
+          <w:rFonts w:hint="eastAsia"/>
+        </w:rPr>
+      </w:pPr>
+    </w:p>
+    <w:p>
+      <w:pPr>
+        <w:rPr>
+          <w:rFonts w:hint="eastAsia"/>
+        </w:rPr>
+      </w:pPr>
+    </w:p>
+    <w:p>
+      <w:pPr>
+        <w:rPr>
+          <w:rFonts w:hint="eastAsia"/>
+        </w:rPr>
+      </w:pPr>
+    </w:p>
+    <w:p>
+      <w:pPr>
+        <w:rPr>
+          <w:rFonts w:hint="eastAsia"/>
+        </w:rPr>
+      </w:pPr>
+    </w:p>
+    <w:p>
+      <w:pPr>
+        <w:rPr>
+          <w:rFonts w:hint="eastAsia"/>
+        </w:rPr>
+      </w:pPr>
+    </w:p>
+    <w:p>
+      <w:pPr>
+        <w:rPr>
+          <w:rFonts w:hint="eastAsia"/>
+        </w:rPr>
+      </w:pPr>
+    </w:p>
+    <w:p>
+      <w:pPr>
+        <w:rPr>
+          <w:rFonts w:hint="eastAsia"/>
+        </w:rPr>
+      </w:pPr>
+    </w:p>
+    <w:p>
+      <w:pPr>
+        <w:rPr>
+          <w:rFonts w:hint="eastAsia"/>
+        </w:rPr>
+      </w:pPr>
+    </w:p>
+    <w:p>
+      <w:pPr>
+        <w:rPr>
+          <w:rFonts w:hint="eastAsia"/>
+          <w:lang w:val="en-US" w:eastAsia="zh-CN"/>
+        </w:rPr>
+      </w:pPr>
+      <w:r>
+        <w:rPr>
+          <w:rFonts w:hint="eastAsia"/>
+          <w:lang w:val="en-US" w:eastAsia="zh-CN"/>
+        </w:rPr>
+        <w:t>2026.8.11</w:t>
+      </w:r>
+    </w:p>
+    <w:p>
+      <w:pPr>
+        <w:rPr>
+          <w:rFonts w:hint="eastAsia"/>
+          <w:lang w:val="en-US" w:eastAsia="zh-CN"/>
+        </w:rPr>
+      </w:pPr>
+      <w:r>
+        <w:rPr>
+          <w:rFonts w:hint="eastAsia"/>
+          <w:lang w:val="en-US" w:eastAsia="zh-CN"/>
+        </w:rPr>
+        <w:t>现在已经跑在mac上，不断修复bug中</w:t>
+      </w:r>
+    </w:p>
+    <w:p>
+      <w:pPr>
+        <w:rPr>
+          <w:rFonts w:hint="default"/>
+          <w:lang w:val="en-US" w:eastAsia="zh-CN"/>
+        </w:rPr>
+      </w:pPr>
+      <w:r>
+        <w:rPr>
+          <w:rFonts w:hint="default"/>
+          <w:lang w:val="en-US" w:eastAsia="zh-CN"/>
+        </w:rPr>
+        <w:drawing>
+          <wp:inline distT="0" distB="0" distL="114300" distR="114300">
+            <wp:extent cx="5273675" cy="3953510"/>
+            <wp:effectExtent l="0" t="0" r="9525" b="8890"/>
+            <wp:docPr id="1" name="图片 1" descr="IMG_3900"/>
+            <wp:cNvGraphicFramePr>
+              <a:graphicFrameLocks xmlns:a="http://schemas.openxmlformats.org/drawingml/2006/main" noChangeAspect="1"/>
+            </wp:cNvGraphicFramePr>
+            <a:graphic xmlns:a="http://schemas.openxmlformats.org/drawingml/2006/main">
+              <a:graphicData uri="http://schemas.openxmlformats.org/drawingml/2006/picture">
+                <pic:pic xmlns:pic="http://schemas.openxmlformats.org/drawingml/2006/picture">
+                  <pic:nvPicPr>
+                    <pic:cNvPr id="1" name="图片 1" descr="IMG_3900"/>
+                    <pic:cNvPicPr>
+                      <a:picLocks noChangeAspect="1"/>
+                    </pic:cNvPicPr>
+                  </pic:nvPicPr>
+                  <pic:blipFill>
+                    <a:blip r:embed="rId6"/>
+                    <a:stretch>
+                      <a:fillRect/>
+                    </a:stretch>
+                  </pic:blipFill>
+                  <pic:spPr>
+                    <a:xfrm>
+                      <a:off x="0" y="0"/>
+                      <a:ext cx="5273675" cy="3953510"/>
+                    </a:xfrm>
+                    <a:prstGeom prst="rect">
+                      <a:avLst/>
+                    </a:prstGeom>
+                  </pic:spPr>
+                </pic:pic>
+              </a:graphicData>
+            </a:graphic>
+          </wp:inline>
+        </w:drawing>
+      </w:r>
+    </w:p>
+    <w:p>
+      <w:pPr>
+        <w:bidi w:val="0"/>
+        <w:rPr>
+          <w:rFonts w:hint="default" w:asciiTheme="minorHAnsi" w:hAnsiTheme="minorHAnsi" w:eastAsiaTheme="minorEastAsia" w:cstheme="minorBidi"/>
+          <w:kern w:val="2"/>
+          <w:sz w:val="22"/>
+          <w:szCs w:val="24"/>
+          <w:lang w:val="en-US" w:eastAsia="zh-CN" w:bidi="ar-SA"/>
+          <w14:ligatures w14:val="standardContextual"/>
+        </w:rPr>
+      </w:pPr>
+      <w:r>
+        <w:rPr>
+          <w:rFonts w:hint="eastAsia" w:cstheme="minorBidi"/>
+          <w:kern w:val="2"/>
+          <w:sz w:val="22"/>
+          <w:szCs w:val="24"/>
+          <w:lang w:val="en-US" w:eastAsia="zh-CN" w:bidi="ar-SA"/>
+          <w14:ligatures w14:val="standardContextual"/>
+        </w:rPr>
+        <w:t>跑在lmstudio：</w:t>
+      </w:r>
+    </w:p>
+    <w:p>
+      <w:pPr>
+        <w:bidi w:val="0"/>
+        <w:ind w:firstLine="400" w:firstLineChars="200"/>
+        <w:jc w:val="left"/>
+        <w:rPr>
+          <w:rFonts w:hint="eastAsia"/>
+          <w:sz w:val="20"/>
+          <w:szCs w:val="21"/>
+          <w:lang w:val="en-US" w:eastAsia="zh-CN"/>
+        </w:rPr>
+      </w:pPr>
+      <w:r>
+        <w:rPr>
+          <w:rFonts w:hint="eastAsia"/>
+          <w:sz w:val="20"/>
+          <w:szCs w:val="21"/>
+          <w:lang w:val="en-US" w:eastAsia="zh-CN"/>
+        </w:rPr>
+        <w:t>目前brain用qwen3.6 35b a3b 4bit moe</w:t>
+      </w:r>
+    </w:p>
+    <w:p>
+      <w:pPr>
+        <w:bidi w:val="0"/>
+        <w:ind w:firstLine="400" w:firstLineChars="200"/>
+        <w:jc w:val="left"/>
+        <w:rPr>
+          <w:rFonts w:hint="eastAsia"/>
+          <w:sz w:val="20"/>
+          <w:szCs w:val="21"/>
+          <w:lang w:val="en-US" w:eastAsia="zh-CN"/>
+        </w:rPr>
+      </w:pPr>
+      <w:r>
+        <w:rPr>
+          <w:rFonts w:hint="eastAsia"/>
+          <w:sz w:val="20"/>
+          <w:szCs w:val="21"/>
+          <w:lang w:val="en-US" w:eastAsia="zh-CN"/>
+        </w:rPr>
+        <w:t>判断模型用minicmp-o-4</w:t>
+      </w:r>
+      <w:r>
+        <w:rPr>
+          <w:rFonts w:hint="default"/>
+          <w:sz w:val="20"/>
+          <w:szCs w:val="21"/>
+          <w:lang w:val="en-US" w:eastAsia="zh-CN"/>
+        </w:rPr>
+        <w:t>_</w:t>
+      </w:r>
+      <w:r>
+        <w:rPr>
+          <w:rFonts w:hint="eastAsia"/>
+          <w:sz w:val="20"/>
+          <w:szCs w:val="21"/>
+          <w:lang w:val="en-US" w:eastAsia="zh-CN"/>
+        </w:rPr>
+        <w:t>5</w:t>
+      </w:r>
+    </w:p>
+    <w:p>
+      <w:pPr>
+        <w:bidi w:val="0"/>
+        <w:jc w:val="left"/>
+        <w:rPr>
+          <w:rFonts w:hint="eastAsia"/>
+          <w:sz w:val="22"/>
+          <w:szCs w:val="24"/>
+          <w:lang w:val="en-US" w:eastAsia="zh-CN"/>
+        </w:rPr>
+      </w:pPr>
+      <w:r>
+        <w:rPr>
+          <w:rFonts w:hint="eastAsia"/>
+          <w:sz w:val="22"/>
+          <w:szCs w:val="24"/>
+          <w:lang w:val="en-US" w:eastAsia="zh-CN"/>
+        </w:rPr>
+        <w:t>跑在voicebox的tts：</w:t>
+      </w:r>
+    </w:p>
+    <w:p>
+      <w:pPr>
+        <w:bidi w:val="0"/>
+        <w:ind w:firstLine="400" w:firstLineChars="200"/>
+        <w:jc w:val="left"/>
+        <w:rPr>
+          <w:rFonts w:hint="eastAsia"/>
+          <w:sz w:val="20"/>
+          <w:szCs w:val="21"/>
+          <w:lang w:val="en-US" w:eastAsia="zh-CN"/>
+        </w:rPr>
+      </w:pPr>
+      <w:r>
+        <w:rPr>
+          <w:rFonts w:hint="eastAsia"/>
+          <w:sz w:val="20"/>
+          <w:szCs w:val="21"/>
+          <w:lang w:val="en-US" w:eastAsia="zh-CN"/>
+        </w:rPr>
+        <w:t>qwen tts 1.7b</w:t>
+      </w:r>
+    </w:p>
+    <w:p>
+      <w:pPr>
+        <w:bidi w:val="0"/>
+        <w:jc w:val="left"/>
+        <w:rPr>
+          <w:rFonts w:hint="default"/>
+          <w:sz w:val="20"/>
+          <w:szCs w:val="21"/>
+          <w:lang w:val="en-US" w:eastAsia="zh-CN"/>
+        </w:rPr>
+      </w:pPr>
+      <w:bookmarkStart w:id="0" w:name="_GoBack"/>
+      <w:bookmarkEnd w:id="0"/>
     </w:p>
     <w:sectPr>
       <w:pgSz w:w="11906" w:h="16838"/>
       <w:pgMar w:top="1440" w:right="1800" w:bottom="1440" w:left="1800" w:header="851" w:footer="992" w:gutter="0"/>
-      <w:cols w:space="425"/>
-      <w:docGrid w:type="lines" w:linePitch="312"/>
+      <w:cols w:space="425" w:num="1"/>
+      <w:docGrid w:type="lines" w:linePitch="312" w:charSpace="0"/>
     </w:sectPr>
   </w:body>
 </w:document>
 </file>
 
+<file path=word/endnotes.xml><?xml version="1.0" encoding="utf-8"?>
+<w:endnotes xmlns:wpc="http://schemas.microsoft.com/office/word/2010/wordprocessingCanvas" xmlns:mc="http://schemas.openxmlformats.org/markup-compatibility/2006" xmlns:o="urn:schemas-microsoft-com:office:office" xmlns:r="http://schemas.openxmlformats.org/officeDocument/2006/relationships" xmlns:m="http://schemas.openxmlformats.org/officeDocument/2006/math" xmlns:v="urn:schemas-microsoft-com:vml" xmlns:wp14="http://schemas.microsoft.com/office/word/2010/wordprocessingDrawing" xmlns:wp="http://schemas.openxmlformats.org/drawingml/2006/wordprocessingDrawing" xmlns:w="http://schemas.openxmlformats.org/wordprocessingml/2006/main" xmlns:w14="http://schemas.microsoft.com/office/word/2010/wordml" xmlns:w15="http://schemas.microsoft.com/office/word/2012/wordml" xmlns:w10="urn:schemas-microsoft-com:office:word" xmlns:wpg="http://schemas.microsoft.com/office/word/2010/wordprocessingGroup" xmlns:wpi="http://schemas.microsoft.com/office/word/2010/wordprocessingInk" xmlns:wne="http://schemas.microsoft.com/office/word/2006/wordml" xmlns:wps="http://schemas.microsoft.com/office/word/2010/wordprocessingShape" xmlns:wpsCustomData="http://www.wps.cn/officeDocument/2013/wpsCustomData" mc:Ignorable="w14 w15 wp14">
+  <w:endnote w:type="separator" w:id="0">
+    <w:p>
+      <w:pPr>
+        <w:spacing w:line="240" w:lineRule="auto"/>
+      </w:pPr>
+      <w:r>
+        <w:separator/>
+      </w:r>
+    </w:p>
+  </w:endnote>
+  <w:endnote w:type="continuationSeparator" w:id="1">
+    <w:p>
+      <w:pPr>
+        <w:spacing w:line="240" w:lineRule="auto"/>
+      </w:pPr>
+      <w:r>
+        <w:continuationSeparator/>
+      </w:r>
+    </w:p>
+  </w:endnote>
+</w:endnotes>
+</file>
+
+<file path=word/footnotes.xml><?xml version="1.0" encoding="utf-8"?>
+<w:footnotes xmlns:wpc="http://schemas.microsoft.com/office/word/2010/wordprocessingCanvas" xmlns:mc="http://schemas.openxmlformats.org/markup-compatibility/2006" xmlns:o="urn:schemas-microsoft-com:office:office" xmlns:r="http://schemas.openxmlformats.org/officeDocument/2006/relationships" xmlns:m="http://schemas.openxmlformats.org/officeDocument/2006/math" xmlns:v="urn:schemas-microsoft-com:vml" xmlns:wp14="http://schemas.microsoft.com/office/word/2010/wordprocessingDrawing" xmlns:wp="http://schemas.openxmlformats.org/drawingml/2006/wordprocessingDrawing" xmlns:w="http://schemas.openxmlformats.org/wordprocessingml/2006/main" xmlns:w14="http://schemas.microsoft.com/office/word/2010/wordml" xmlns:w15="http://schemas.microsoft.com/office/word/2012/wordml" xmlns:w10="urn:schemas-microsoft-com:office:word" xmlns:wpg="http://schemas.microsoft.com/office/word/2010/wordprocessingGroup" xmlns:wpi="http://schemas.microsoft.com/office/word/2010/wordprocessingInk" xmlns:wne="http://schemas.microsoft.com/office/word/2006/wordml" xmlns:wps="http://schemas.microsoft.com/office/word/2010/wordprocessingShape" xmlns:wpsCustomData="http://www.wps.cn/officeDocument/2013/wpsCustomData" mc:Ignorable="w14 w15 wp14">
+  <w:footnote w:type="separator" w:id="0">
+    <w:p>
+      <w:pPr>
+        <w:spacing w:before="0" w:after="0" w:line="278" w:lineRule="auto"/>
+      </w:pPr>
+      <w:r>
+        <w:separator/>
+      </w:r>
+    </w:p>
+  </w:footnote>
+  <w:footnote w:type="continuationSeparator" w:id="1">
+    <w:p>
+      <w:pPr>
+        <w:spacing w:before="0" w:after="0" w:line="278" w:lineRule="auto"/>
+      </w:pPr>
+      <w:r>
+        <w:continuationSeparator/>
+      </w:r>
+    </w:p>
+  </w:footnote>
+</w:footnotes>
+</file>
+
 <file path=word/styles.xml><?xml version="1.0" encoding="utf-8"?>
-<w:styles xmlns:mc="http://schemas.openxmlformats.org/markup-compatibility/2006" xmlns:r="http://schemas.openxmlformats.org/officeDocument/2006/relationships" xmlns:w="http://schemas.openxmlformats.org/wordprocessingml/2006/main" xmlns:w14="http://schemas.microsoft.com/office/word/2010/wordml" xmlns:w15="http://schemas.microsoft.com/office/word/2012/wordml" xmlns:w16cex="http://schemas.microsoft.com/office/word/2018/wordml/cex" xmlns:w16cid="http://schemas.microsoft.com/office/word/2016/wordml/cid" xmlns:w16="http://schemas.microsoft.com/office/word/2018/wordml" xmlns:w16du="http://schemas.microsoft.com/office/word/2023/wordml/word16du" xmlns:w16sdtdh="http://schemas.microsoft.com/office/word/2020/wordml/sdtdatahash" xmlns:w16sdtfl="http://schemas.microsoft.com/office/word/2024/wordml/sdtformatlock" xmlns:w16se="http://schemas.microsoft.com/office/word/2015/wordml/symex" mc:Ignorable="w14 w15 w16se w16cid w16 w16cex w16sdtdh w16sdtfl w16du">
+<w:styles xmlns:mc="http://schemas.openxmlformats.org/markup-compatibility/2006" xmlns:o="urn:schemas-microsoft-com:office:office" xmlns:r="http://schemas.openxmlformats.org/officeDocument/2006/relationships" xmlns:m="http://schemas.openxmlformats.org/officeDocument/2006/math" xmlns:v="urn:schemas-microsoft-com:vml" xmlns:w="http://schemas.openxmlformats.org/wordprocessingml/2006/main" xmlns:w14="http://schemas.microsoft.com/office/word/2010/wordml" xmlns:w10="urn:schemas-microsoft-com:office:word" xmlns:sl="http://schemas.openxmlformats.org/schemaLibrary/2006/main" xmlns:wpsCustomData="http://www.wps.cn/officeDocument/2013/wpsCustomData" mc:Ignorable="w14">
   <w:docDefaults>
     <w:rPrDefault>
       <w:rPr>
-        <w:rFonts w:asciiTheme="minorHAnsi" w:eastAsiaTheme="minorEastAsia" w:hAnsiTheme="minorHAnsi" w:cstheme="minorBidi"/>
-        <w:kern w:val="2"/>
-        <w:sz w:val="22"/>
-        <w:szCs w:val="24"/>
-        <w:lang w:val="en-US" w:eastAsia="zh-CN" w:bidi="ar-SA"/>
-        <w14:ligatures w14:val="standardContextual"/>
+        <w:rFonts w:asciiTheme="minorHAnsi" w:hAnsiTheme="minorHAnsi" w:eastAsiaTheme="minorEastAsia" w:cstheme="minorBidi"/>
       </w:rPr>
     </w:rPrDefault>
-    <w:pPrDefault>
-      <w:pPr>
-        <w:spacing w:after="160" w:line="278" w:lineRule="auto"/>
-      </w:pPr>
-    </w:pPrDefault>
+    <w:pPrDefault/>
   </w:docDefaults>
-  <w:latentStyles w:defLockedState="0" w:defUIPriority="99" w:defSemiHidden="0" w:defUnhideWhenUsed="0" w:defQFormat="0" w:count="376">
-    <w:lsdException w:name="Normal" w:uiPriority="0" w:qFormat="1"/>
-    <w:lsdException w:name="heading 1" w:uiPriority="9" w:qFormat="1"/>
-    <w:lsdException w:name="heading 2" w:semiHidden="1" w:uiPriority="9" w:unhideWhenUsed="1" w:qFormat="1"/>
-    <w:lsdException w:name="heading 3" w:semiHidden="1" w:uiPriority="9" w:unhideWhenUsed="1" w:qFormat="1"/>
-    <w:lsdException w:name="heading 4" w:semiHidden="1" w:uiPriority="9" w:unhideWhenUsed="1" w:qFormat="1"/>
-    <w:lsdException w:name="heading 5" w:semiHidden="1" w:uiPriority="9" w:unhideWhenUsed="1" w:qFormat="1"/>
-    <w:lsdException w:name="heading 6" w:semiHidden="1" w:uiPriority="9" w:unhideWhenUsed="1" w:qFormat="1"/>
-    <w:lsdException w:name="heading 7" w:semiHidden="1" w:uiPriority="9" w:unhideWhenUsed="1" w:qFormat="1"/>
-    <w:lsdException w:name="heading 8" w:semiHidden="1" w:uiPriority="9" w:unhideWhenUsed="1" w:qFormat="1"/>
-    <w:lsdException w:name="heading 9" w:semiHidden="1" w:uiPriority="9" w:unhideWhenUsed="1" w:qFormat="1"/>
-    <w:lsdException w:name="index 1" w:semiHidden="1" w:unhideWhenUsed="1"/>
-    <w:lsdException w:name="index 2" w:semiHidden="1" w:unhideWhenUsed="1"/>
-    <w:lsdException w:name="index 3" w:semiHidden="1" w:unhideWhenUsed="1"/>
-    <w:lsdException w:name="index 4" w:semiHidden="1" w:unhideWhenUsed="1"/>
-    <w:lsdException w:name="index 5" w:semiHidden="1" w:unhideWhenUsed="1"/>
-    <w:lsdException w:name="index 6" w:semiHidden="1" w:unhideWhenUsed="1"/>
-    <w:lsdException w:name="index 7" w:semiHidden="1" w:unhideWhenUsed="1"/>
-    <w:lsdException w:name="index 8" w:semiHidden="1" w:unhideWhenUsed="1"/>
-    <w:lsdException w:name="index 9" w:semiHidden="1" w:unhideWhenUsed="1"/>
-    <w:lsdException w:name="toc 1" w:semiHidden="1" w:uiPriority="39" w:unhideWhenUsed="1"/>
-    <w:lsdException w:name="toc 2" w:semiHidden="1" w:uiPriority="39" w:unhideWhenUsed="1"/>
-    <w:lsdException w:name="toc 3" w:semiHidden="1" w:uiPriority="39" w:unhideWhenUsed="1"/>
-    <w:lsdException w:name="toc 4" w:semiHidden="1" w:uiPriority="39" w:unhideWhenUsed="1"/>
-    <w:lsdException w:name="toc 5" w:semiHidden="1" w:uiPriority="39" w:unhideWhenUsed="1"/>
-    <w:lsdException w:name="toc 6" w:semiHidden="1" w:uiPriority="39" w:unhideWhenUsed="1"/>
-    <w:lsdException w:name="toc 7" w:semiHidden="1" w:uiPriority="39" w:unhideWhenUsed="1"/>
-    <w:lsdException w:name="toc 8" w:semiHidden="1" w:uiPriority="39" w:unhideWhenUsed="1"/>
-    <w:lsdException w:name="toc 9" w:semiHidden="1" w:uiPriority="39" w:unhideWhenUsed="1"/>
-    <w:lsdException w:name="Normal Indent" w:semiHidden="1" w:unhideWhenUsed="1"/>
-    <w:lsdException w:name="footnote text" w:semiHidden="1" w:unhideWhenUsed="1"/>
-    <w:lsdException w:name="annotation text" w:semiHidden="1" w:unhideWhenUsed="1"/>
-    <w:lsdException w:name="header" w:semiHidden="1" w:unhideWhenUsed="1"/>
-    <w:lsdException w:name="footer" w:semiHidden="1" w:unhideWhenUsed="1"/>
-    <w:lsdException w:name="index heading" w:semiHidden="1" w:unhideWhenUsed="1"/>
-    <w:lsdException w:name="caption" w:semiHidden="1" w:uiPriority="35" w:unhideWhenUsed="1" w:qFormat="1"/>
-    <w:lsdException w:name="table of figures" w:semiHidden="1" w:unhideWhenUsed="1"/>
-    <w:lsdException w:name="envelope address" w:semiHidden="1" w:unhideWhenUsed="1"/>
-    <w:lsdException w:name="envelope return" w:semiHidden="1" w:unhideWhenUsed="1"/>
-    <w:lsdException w:name="footnote reference" w:semiHidden="1" w:unhideWhenUsed="1"/>
-    <w:lsdException w:name="annotation reference" w:semiHidden="1" w:unhideWhenUsed="1"/>
-    <w:lsdException w:name="line number" w:semiHidden="1" w:unhideWhenUsed="1"/>
-    <w:lsdException w:name="page number" w:semiHidden="1" w:unhideWhenUsed="1"/>
-    <w:lsdException w:name="endnote reference" w:semiHidden="1" w:unhideWhenUsed="1"/>
-    <w:lsdException w:name="endnote text" w:semiHidden="1" w:unhideWhenUsed="1"/>
-    <w:lsdException w:name="table of authorities" w:semiHidden="1" w:unhideWhenUsed="1"/>
-    <w:lsdException w:name="macro" w:semiHidden="1" w:unhideWhenUsed="1"/>
-    <w:lsdException w:name="toa heading" w:semiHidden="1" w:unhideWhenUsed="1"/>
-    <w:lsdException w:name="List" w:semiHidden="1" w:unhideWhenUsed="1"/>
-    <w:lsdException w:name="List Bullet" w:semiHidden="1" w:unhideWhenUsed="1"/>
-    <w:lsdException w:name="List Number" w:semiHidden="1" w:unhideWhenUsed="1"/>
-    <w:lsdException w:name="List 2" w:semiHidden="1" w:unhideWhenUsed="1"/>
-    <w:lsdException w:name="List 3" w:semiHidden="1" w:unhideWhenUsed="1"/>
-    <w:lsdException w:name="List 4" w:semiHidden="1" w:unhideWhenUsed="1"/>
-    <w:lsdException w:name="List 5" w:semiHidden="1" w:unhideWhenUsed="1"/>
-    <w:lsdException w:name="List Bullet 2" w:semiHidden="1" w:unhideWhenUsed="1"/>
-    <w:lsdException w:name="List Bullet 3" w:semiHidden="1" w:unhideWhenUsed="1"/>
-    <w:lsdException w:name="List Bullet 4" w:semiHidden="1" w:unhideWhenUsed="1"/>
-    <w:lsdException w:name="List Bullet 5" w:semiHidden="1" w:unhideWhenUsed="1"/>
-    <w:lsdException w:name="List Number 2" w:semiHidden="1" w:unhideWhenUsed="1"/>
-    <w:lsdException w:name="List Number 3" w:semiHidden="1" w:unhideWhenUsed="1"/>
-    <w:lsdException w:name="List Number 4" w:semiHidden="1" w:unhideWhenUsed="1"/>
-    <w:lsdException w:name="List Number 5" w:semiHidden="1" w:unhideWhenUsed="1"/>
-    <w:lsdException w:name="Title" w:uiPriority="10" w:qFormat="1"/>
-    <w:lsdException w:name="Closing" w:semiHidden="1" w:unhideWhenUsed="1"/>
-    <w:lsdException w:name="Signature" w:semiHidden="1" w:unhideWhenUsed="1"/>
-    <w:lsdException w:name="Default Paragraph Font" w:semiHidden="1" w:uiPriority="1" w:unhideWhenUsed="1"/>
-    <w:lsdException w:name="Body Text" w:semiHidden="1" w:unhideWhenUsed="1"/>
-    <w:lsdException w:name="Body Text Indent" w:semiHidden="1" w:unhideWhenUsed="1"/>
-    <w:lsdException w:name="List Continue" w:semiHidden="1" w:unhideWhenUsed="1"/>
-    <w:lsdException w:name="List Continue 2" w:semiHidden="1" w:unhideWhenUsed="1"/>
-    <w:lsdException w:name="List Continue 3" w:semiHidden="1" w:unhideWhenUsed="1"/>
-    <w:lsdException w:name="List Continue 4" w:semiHidden="1" w:unhideWhenUsed="1"/>
-    <w:lsdException w:name="List Continue 5" w:semiHidden="1" w:unhideWhenUsed="1"/>
-    <w:lsdException w:name="Message Header" w:semiHidden="1" w:unhideWhenUsed="1"/>
-    <w:lsdException w:name="Subtitle" w:uiPriority="11" w:qFormat="1"/>
-    <w:lsdException w:name="Salutation" w:semiHidden="1" w:unhideWhenUsed="1"/>
-    <w:lsdException w:name="Date" w:semiHidden="1" w:unhideWhenUsed="1"/>
-    <w:lsdException w:name="Body Text First Indent" w:semiHidden="1" w:unhideWhenUsed="1"/>
-    <w:lsdException w:name="Body Text First Indent 2" w:semiHidden="1" w:unhideWhenUsed="1"/>
-    <w:lsdException w:name="Note Heading" w:semiHidden="1" w:unhideWhenUsed="1"/>
-    <w:lsdException w:name="Body Text 2" w:semiHidden="1" w:unhideWhenUsed="1"/>
-    <w:lsdException w:name="Body Text 3" w:semiHidden="1" w:unhideWhenUsed="1"/>
-    <w:lsdException w:name="Body Text Indent 2" w:semiHidden="1" w:unhideWhenUsed="1"/>
-    <w:lsdException w:name="Body Text Indent 3" w:semiHidden="1" w:unhideWhenUsed="1"/>
-    <w:lsdException w:name="Block Text" w:semiHidden="1" w:unhideWhenUsed="1"/>
-    <w:lsdException w:name="Hyperlink" w:semiHidden="1" w:unhideWhenUsed="1"/>
-    <w:lsdException w:name="FollowedHyperlink" w:semiHidden="1" w:unhideWhenUsed="1"/>
-    <w:lsdException w:name="Strong" w:uiPriority="22" w:qFormat="1"/>
-    <w:lsdException w:name="Emphasis" w:uiPriority="20" w:qFormat="1"/>
-    <w:lsdException w:name="Document Map" w:semiHidden="1" w:unhideWhenUsed="1"/>
-    <w:lsdException w:name="Plain Text" w:semiHidden="1" w:unhideWhenUsed="1"/>
-    <w:lsdException w:name="E-mail Signature" w:semiHidden="1" w:unhideWhenUsed="1"/>
-    <w:lsdException w:name="HTML Top of Form" w:semiHidden="1" w:unhideWhenUsed="1"/>
-    <w:lsdException w:name="HTML Bottom of Form" w:semiHidden="1" w:unhideWhenUsed="1"/>
-    <w:lsdException w:name="Normal (Web)" w:semiHidden="1" w:unhideWhenUsed="1"/>
-    <w:lsdException w:name="HTML Acronym" w:semiHidden="1" w:unhideWhenUsed="1"/>
-    <w:lsdException w:name="HTML Address" w:semiHidden="1" w:unhideWhenUsed="1"/>
-    <w:lsdException w:name="HTML Cite" w:semiHidden="1" w:unhideWhenUsed="1"/>
-    <w:lsdException w:name="HTML Code" w:semiHidden="1" w:unhideWhenUsed="1"/>
-    <w:lsdException w:name="HTML Definition" w:semiHidden="1" w:unhideWhenUsed="1"/>
-    <w:lsdException w:name="HTML Keyboard" w:semiHidden="1" w:unhideWhenUsed="1"/>
-    <w:lsdException w:name="HTML Preformatted" w:semiHidden="1" w:unhideWhenUsed="1"/>
-    <w:lsdException w:name="HTML Sample" w:semiHidden="1" w:unhideWhenUsed="1"/>
-    <w:lsdException w:name="HTML Typewriter" w:semiHidden="1" w:unhideWhenUsed="1"/>
-    <w:lsdException w:name="HTML Variable" w:semiHidden="1" w:unhideWhenUsed="1"/>
-    <w:lsdException w:name="Normal Table" w:semiHidden="1" w:unhideWhenUsed="1"/>
-    <w:lsdException w:name="annotation subject" w:semiHidden="1" w:unhideWhenUsed="1"/>
-    <w:lsdException w:name="No List" w:semiHidden="1" w:unhideWhenUsed="1"/>
-    <w:lsdException w:name="Outline List 1" w:semiHidden="1" w:unhideWhenUsed="1"/>
-    <w:lsdException w:name="Outline List 2" w:semiHidden="1" w:unhideWhenUsed="1"/>
-    <w:lsdException w:name="Outline List 3" w:semiHidden="1" w:unhideWhenUsed="1"/>
-    <w:lsdException w:name="Table Simple 1" w:semiHidden="1" w:unhideWhenUsed="1"/>
-    <w:lsdException w:name="Table Simple 2" w:semiHidden="1" w:unhideWhenUsed="1"/>
-    <w:lsdException w:name="Table Simple 3" w:semiHidden="1" w:unhideWhenUsed="1"/>
-    <w:lsdException w:name="Table Classic 1" w:semiHidden="1" w:unhideWhenUsed="1"/>
-    <w:lsdException w:name="Table Classic 2" w:semiHidden="1" w:unhideWhenUsed="1"/>
-    <w:lsdException w:name="Table Classic 3" w:semiHidden="1" w:unhideWhenUsed="1"/>
-    <w:lsdException w:name="Table Classic 4" w:semiHidden="1" w:unhideWhenUsed="1"/>
-    <w:lsdException w:name="Table Colorful 1" w:semiHidden="1" w:unhideWhenUsed="1"/>
-    <w:lsdException w:name="Table Colorful 2" w:semiHidden="1" w:unhideWhenUsed="1"/>
-    <w:lsdException w:name="Table Colorful 3" w:semiHidden="1" w:unhideWhenUsed="1"/>
-    <w:lsdException w:name="Table Columns 1" w:semiHidden="1" w:unhideWhenUsed="1"/>
-    <w:lsdException w:name="Table Columns 2" w:semiHidden="1" w:unhideWhenUsed="1"/>
-    <w:lsdException w:name="Table Columns 3" w:semiHidden="1" w:unhideWhenUsed="1"/>
-    <w:lsdException w:name="Table Columns 4" w:semiHidden="1" w:unhideWhenUsed="1"/>
-    <w:lsdException w:name="Table Columns 5" w:semiHidden="1" w:unhideWhenUsed="1"/>
-    <w:lsdException w:name="Table Grid 1" w:semiHidden="1" w:unhideWhenUsed="1"/>
-    <w:lsdException w:name="Table Grid 2" w:semiHidden="1" w:unhideWhenUsed="1"/>
-    <w:lsdException w:name="Table Grid 3" w:semiHidden="1" w:unhideWhenUsed="1"/>
-    <w:lsdException w:name="Table Grid 4" w:semiHidden="1" w:unhideWhenUsed="1"/>
-    <w:lsdException w:name="Table Grid 5" w:semiHidden="1" w:unhideWhenUsed="1"/>
-    <w:lsdException w:name="Table Grid 6" w:semiHidden="1" w:unhideWhenUsed="1"/>
-    <w:lsdException w:name="Table Grid 7" w:semiHidden="1" w:unhideWhenUsed="1"/>
-    <w:lsdException w:name="Table Grid 8" w:semiHidden="1" w:unhideWhenUsed="1"/>
-    <w:lsdException w:name="Table List 1" w:semiHidden="1" w:unhideWhenUsed="1"/>
-    <w:lsdException w:name="Table List 2" w:semiHidden="1" w:unhideWhenUsed="1"/>
-    <w:lsdException w:name="Table List 3" w:semiHidden="1" w:unhideWhenUsed="1"/>
-    <w:lsdException w:name="Table List 4" w:semiHidden="1" w:unhideWhenUsed="1"/>
-    <w:lsdException w:name="Table List 5" w:semiHidden="1" w:unhideWhenUsed="1"/>
-    <w:lsdException w:name="Table List 6" w:semiHidden="1" w:unhideWhenUsed="1"/>
-    <w:lsdException w:name="Table List 7" w:semiHidden="1" w:unhideWhenUsed="1"/>
-    <w:lsdException w:name="Table List 8" w:semiHidden="1" w:unhideWhenUsed="1"/>
-    <w:lsdException w:name="Table 3D effects 1" w:semiHidden="1" w:unhideWhenUsed="1"/>
-    <w:lsdException w:name="Table 3D effects 2" w:semiHidden="1" w:unhideWhenUsed="1"/>
-    <w:lsdException w:name="Table 3D effects 3" w:semiHidden="1" w:unhideWhenUsed="1"/>
-    <w:lsdException w:name="Table Contemporary" w:semiHidden="1" w:unhideWhenUsed="1"/>
-    <w:lsdException w:name="Table Elegant" w:semiHidden="1" w:unhideWhenUsed="1"/>
-    <w:lsdException w:name="Table Professional" w:semiHidden="1" w:unhideWhenUsed="1"/>
-    <w:lsdException w:name="Table Subtle 1" w:semiHidden="1" w:unhideWhenUsed="1"/>
-    <w:lsdException w:name="Table Subtle 2" w:semiHidden="1" w:unhideWhenUsed="1"/>
-    <w:lsdException w:name="Table Web 1" w:semiHidden="1" w:unhideWhenUsed="1"/>
-    <w:lsdException w:name="Table Web 2" w:semiHidden="1" w:unhideWhenUsed="1"/>
-    <w:lsdException w:name="Table Web 3" w:semiHidden="1" w:unhideWhenUsed="1"/>
-    <w:lsdException w:name="Balloon Text" w:semiHidden="1" w:unhideWhenUsed="1"/>
-    <w:lsdException w:name="Table Grid" w:uiPriority="39"/>
-    <w:lsdException w:name="Table Theme" w:semiHidden="1" w:unhideWhenUsed="1"/>
-    <w:lsdException w:name="Placeholder Text" w:semiHidden="1"/>
-    <w:lsdException w:name="No Spacing" w:uiPriority="1" w:qFormat="1"/>
-    <w:lsdException w:name="Light Shading" w:uiPriority="60"/>
-    <w:lsdException w:name="Light List" w:uiPriority="61"/>
-    <w:lsdException w:name="Light Grid" w:uiPriority="62"/>
-    <w:lsdException w:name="Medium Shading 1" w:uiPriority="63"/>
-    <w:lsdException w:name="Medium Shading 2" w:uiPriority="64"/>
-    <w:lsdException w:name="Medium List 1" w:uiPriority="65"/>
-    <w:lsdException w:name="Medium List 2" w:uiPriority="66"/>
-    <w:lsdException w:name="Medium Grid 1" w:uiPriority="67"/>
-    <w:lsdException w:name="Medium Grid 2" w:uiPriority="68"/>
-    <w:lsdException w:name="Medium Grid 3" w:uiPriority="69"/>
-    <w:lsdException w:name="Dark List" w:uiPriority="70"/>
-    <w:lsdException w:name="Colorful Shading" w:uiPriority="71"/>
-    <w:lsdException w:name="Colorful List" w:uiPriority="72"/>
-    <w:lsdException w:name="Colorful Grid" w:uiPriority="73"/>
-    <w:lsdException w:name="Light Shading Accent 1" w:uiPriority="60"/>
-    <w:lsdException w:name="Light List Accent 1" w:uiPriority="61"/>
-    <w:lsdException w:name="Light Grid Accent 1" w:uiPriority="62"/>
-    <w:lsdException w:name="Medium Shading 1 Accent 1" w:uiPriority="63"/>
-    <w:lsdException w:name="Medium Shading 2 Accent 1" w:uiPriority="64"/>
-    <w:lsdException w:name="Medium List 1 Accent 1" w:uiPriority="65"/>
-    <w:lsdException w:name="Revision" w:semiHidden="1"/>
-    <w:lsdException w:name="List Paragraph" w:uiPriority="34" w:qFormat="1"/>
-    <w:lsdException w:name="Quote" w:uiPriority="29" w:qFormat="1"/>
-    <w:lsdException w:name="Intense Quote" w:uiPriority="30" w:qFormat="1"/>
-    <w:lsdException w:name="Medium List 2 Accent 1" w:uiPriority="66"/>
-    <w:lsdException w:name="Medium Grid 1 Accent 1" w:uiPriority="67"/>
-    <w:lsdException w:name="Medium Grid 2 Accent 1" w:uiPriority="68"/>
-    <w:lsdException w:name="Medium Grid 3 Accent 1" w:uiPriority="69"/>
-    <w:lsdException w:name="Dark List Accent 1" w:uiPriority="70"/>
-    <w:lsdException w:name="Colorful Shading Accent 1" w:uiPriority="71"/>
-    <w:lsdException w:name="Colorful List Accent 1" w:uiPriority="72"/>
-    <w:lsdException w:name="Colorful Grid Accent 1" w:uiPriority="73"/>
-    <w:lsdException w:name="Light Shading Accent 2" w:uiPriority="60"/>
-    <w:lsdException w:name="Light List Accent 2" w:uiPriority="61"/>
-    <w:lsdException w:name="Light Grid Accent 2" w:uiPriority="62"/>
-    <w:lsdException w:name="Medium Shading 1 Accent 2" w:uiPriority="63"/>
-    <w:lsdException w:name="Medium Shading 2 Accent 2" w:uiPriority="64"/>
-    <w:lsdException w:name="Medium List 1 Accent 2" w:uiPriority="65"/>
-    <w:lsdException w:name="Medium List 2 Accent 2" w:uiPriority="66"/>
-    <w:lsdException w:name="Medium Grid 1 Accent 2" w:uiPriority="67"/>
-    <w:lsdException w:name="Medium Grid 2 Accent 2" w:uiPriority="68"/>
-    <w:lsdException w:name="Medium Grid 3 Accent 2" w:uiPriority="69"/>
-    <w:lsdException w:name="Dark List Accent 2" w:uiPriority="70"/>
-    <w:lsdException w:name="Colorful Shading Accent 2" w:uiPriority="71"/>
-    <w:lsdException w:name="Colorful List Accent 2" w:uiPriority="72"/>
-    <w:lsdException w:name="Colorful Grid Accent 2" w:uiPriority="73"/>
-    <w:lsdException w:name="Light Shading Accent 3" w:uiPriority="60"/>
-    <w:lsdException w:name="Light List Accent 3" w:uiPriority="61"/>
-    <w:lsdException w:name="Light Grid Accent 3" w:uiPriority="62"/>
-    <w:lsdException w:name="Medium Shading 1 Accent 3" w:uiPriority="63"/>
-    <w:lsdException w:name="Medium Shading 2 Accent 3" w:uiPriority="64"/>
-    <w:lsdException w:name="Medium List 1 Accent 3" w:uiPriority="65"/>
-    <w:lsdException w:name="Medium List 2 Accent 3" w:uiPriority="66"/>
-    <w:lsdException w:name="Medium Grid 1 Accent 3" w:uiPriority="67"/>
-    <w:lsdException w:name="Medium Grid 2 Accent 3" w:uiPriority="68"/>
-    <w:lsdException w:name="Medium Grid 3 Accent 3" w:uiPriority="69"/>
-    <w:lsdException w:name="Dark List Accent 3" w:uiPriority="70"/>
-    <w:lsdException w:name="Colorful Shading Accent 3" w:uiPriority="71"/>
-    <w:lsdException w:name="Colorful List Accent 3" w:uiPriority="72"/>
-    <w:lsdException w:name="Colorful Grid Accent 3" w:uiPriority="73"/>
-    <w:lsdException w:name="Light Shading Accent 4" w:uiPriority="60"/>
-    <w:lsdException w:name="Light List Accent 4" w:uiPriority="61"/>
-    <w:lsdException w:name="Light Grid Accent 4" w:uiPriority="62"/>
-    <w:lsdException w:name="Medium Shading 1 Accent 4" w:uiPriority="63"/>
-    <w:lsdException w:name="Medium Shading 2 Accent 4" w:uiPriority="64"/>
-    <w:lsdException w:name="Medium List 1 Accent 4" w:uiPriority="65"/>
-    <w:lsdException w:name="Medium List 2 Accent 4" w:uiPriority="66"/>
-    <w:lsdException w:name="Medium Grid 1 Accent 4" w:uiPriority="67"/>
-    <w:lsdException w:name="Medium Grid 2 Accent 4" w:uiPriority="68"/>
-    <w:lsdException w:name="Medium Grid 3 Accent 4" w:uiPriority="69"/>
-    <w:lsdException w:name="Dark List Accent 4" w:uiPriority="70"/>
-    <w:lsdException w:name="Colorful Shading Accent 4" w:uiPriority="71"/>
-    <w:lsdException w:name="Colorful List Accent 4" w:uiPriority="72"/>
-    <w:lsdException w:name="Colorful Grid Accent 4" w:uiPriority="73"/>
-    <w:lsdException w:name="Light Shading Accent 5" w:uiPriority="60"/>
-    <w:lsdException w:name="Light List Accent 5" w:uiPriority="61"/>
-    <w:lsdException w:name="Light Grid Accent 5" w:uiPriority="62"/>
-    <w:lsdException w:name="Medium Shading 1 Accent 5" w:uiPriority="63"/>
-    <w:lsdException w:name="Medium Shading 2 Accent 5" w:uiPriority="64"/>
-    <w:lsdException w:name="Medium List 1 Accent 5" w:uiPriority="65"/>
-    <w:lsdException w:name="Medium List 2 Accent 5" w:uiPriority="66"/>
-    <w:lsdException w:name="Medium Grid 1 Accent 5" w:uiPriority="67"/>
-    <w:lsdException w:name="Medium Grid 2 Accent 5" w:uiPriority="68"/>
-    <w:lsdException w:name="Medium Grid 3 Accent 5" w:uiPriority="69"/>
-    <w:lsdException w:name="Dark List Accent 5" w:uiPriority="70"/>
-    <w:lsdException w:name="Colorful Shading Accent 5" w:uiPriority="71"/>
-    <w:lsdException w:name="Colorful List Accent 5" w:uiPriority="72"/>
-    <w:lsdException w:name="Colorful Grid Accent 5" w:uiPriority="73"/>
-    <w:lsdException w:name="Light Shading Accent 6" w:uiPriority="60"/>
-    <w:lsdException w:name="Light List Accent 6" w:uiPriority="61"/>
-    <w:lsdException w:name="Light Grid Accent 6" w:uiPriority="62"/>
-    <w:lsdException w:name="Medium Shading 1 Accent 6" w:uiPriority="63"/>
-    <w:lsdException w:name="Medium Shading 2 Accent 6" w:uiPriority="64"/>
-    <w:lsdException w:name="Medium List 1 Accent 6" w:uiPriority="65"/>
-    <w:lsdException w:name="Medium List 2 Accent 6" w:uiPriority="66"/>
-    <w:lsdException w:name="Medium Grid 1 Accent 6" w:uiPriority="67"/>
-    <w:lsdException w:name="Medium Grid 2 Accent 6" w:uiPriority="68"/>
-    <w:lsdException w:name="Medium Grid 3 Accent 6" w:uiPriority="69"/>
-    <w:lsdException w:name="Dark List Accent 6" w:uiPriority="70"/>
-    <w:lsdException w:name="Colorful Shading Accent 6" w:uiPriority="71"/>
-    <w:lsdException w:name="Colorful List Accent 6" w:uiPriority="72"/>
-    <w:lsdException w:name="Colorful Grid Accent 6" w:uiPriority="73"/>
-    <w:lsdException w:name="Subtle Emphasis" w:uiPriority="19" w:qFormat="1"/>
-    <w:lsdException w:name="Intense Emphasis" w:uiPriority="21" w:qFormat="1"/>
-    <w:lsdException w:name="Subtle Reference" w:uiPriority="31" w:qFormat="1"/>
-    <w:lsdException w:name="Intense Reference" w:uiPriority="32" w:qFormat="1"/>
-    <w:lsdException w:name="Book Title" w:uiPriority="33" w:qFormat="1"/>
-    <w:lsdException w:name="Bibliography" w:semiHidden="1" w:uiPriority="37" w:unhideWhenUsed="1"/>
-    <w:lsdException w:name="TOC Heading" w:semiHidden="1" w:uiPriority="39" w:unhideWhenUsed="1" w:qFormat="1"/>
-    <w:lsdException w:name="Plain Table 1" w:uiPriority="41"/>
-    <w:lsdException w:name="Plain Table 2" w:uiPriority="42"/>
-    <w:lsdException w:name="Plain Table 3" w:uiPriority="43"/>
-    <w:lsdException w:name="Plain Table 4" w:uiPriority="44"/>
-    <w:lsdException w:name="Plain Table 5" w:uiPriority="45"/>
-    <w:lsdException w:name="Grid Table Light" w:uiPriority="40"/>
-    <w:lsdException w:name="Grid Table 1 Light" w:uiPriority="46"/>
-    <w:lsdException w:name="Grid Table 2" w:uiPriority="47"/>
-    <w:lsdException w:name="Grid Table 3" w:uiPriority="48"/>
-    <w:lsdException w:name="Grid Table 4" w:uiPriority="49"/>
-    <w:lsdException w:name="Grid Table 5 Dark" w:uiPriority="50"/>
-    <w:lsdException w:name="Grid Table 6 Colorful" w:uiPriority="51"/>
-    <w:lsdException w:name="Grid Table 7 Colorful" w:uiPriority="52"/>
-    <w:lsdException w:name="Grid Table 1 Light Accent 1" w:uiPriority="46"/>
-    <w:lsdException w:name="Grid Table 2 Accent 1" w:uiPriority="47"/>
-    <w:lsdException w:name="Grid Table 3 Accent 1" w:uiPriority="48"/>
-    <w:lsdException w:name="Grid Table 4 Accent 1" w:uiPriority="49"/>
-    <w:lsdException w:name="Grid Table 5 Dark Accent 1" w:uiPriority="50"/>
-    <w:lsdException w:name="Grid Table 6 Colorful Accent 1" w:uiPriority="51"/>
-    <w:lsdException w:name="Grid Table 7 Colorful Accent 1" w:uiPriority="52"/>
-    <w:lsdException w:name="Grid Table 1 Light Accent 2" w:uiPriority="46"/>
-    <w:lsdException w:name="Grid Table 2 Accent 2" w:uiPriority="47"/>
-    <w:lsdException w:name="Grid Table 3 Accent 2" w:uiPriority="48"/>
-    <w:lsdException w:name="Grid Table 4 Accent 2" w:uiPriority="49"/>
-    <w:lsdException w:name="Grid Table 5 Dark Accent 2" w:uiPriority="50"/>
-    <w:lsdException w:name="Grid Table 6 Colorful Accent 2" w:uiPriority="51"/>
-    <w:lsdException w:name="Grid Table 7 Colorful Accent 2" w:uiPriority="52"/>
-    <w:lsdException w:name="Grid Table 1 Light Accent 3" w:uiPriority="46"/>
-    <w:lsdException w:name="Grid Table 2 Accent 3" w:uiPriority="47"/>
-    <w:lsdException w:name="Grid Table 3 Accent 3" w:uiPriority="48"/>
-    <w:lsdException w:name="Grid Table 4 Accent 3" w:uiPriority="49"/>
-    <w:lsdException w:name="Grid Table 5 Dark Accent 3" w:uiPriority="50"/>
-    <w:lsdException w:name="Grid Table 6 Colorful Accent 3" w:uiPriority="51"/>
-    <w:lsdException w:name="Grid Table 7 Colorful Accent 3" w:uiPriority="52"/>
-    <w:lsdException w:name="Grid Table 1 Light Accent 4" w:uiPriority="46"/>
-    <w:lsdException w:name="Grid Table 2 Accent 4" w:uiPriority="47"/>
-    <w:lsdException w:name="Grid Table 3 Accent 4" w:uiPriority="48"/>
-    <w:lsdException w:name="Grid Table 4 Accent 4" w:uiPriority="49"/>
-    <w:lsdException w:name="Grid Table 5 Dark Accent 4" w:uiPriority="50"/>
-    <w:lsdException w:name="Grid Table 6 Colorful Accent 4" w:uiPriority="51"/>
-    <w:lsdException w:name="Grid Table 7 Colorful Accent 4" w:uiPriority="52"/>
-    <w:lsdException w:name="Grid Table 1 Light Accent 5" w:uiPriority="46"/>
-    <w:lsdException w:name="Grid Table 2 Accent 5" w:uiPriority="47"/>
-    <w:lsdException w:name="Grid Table 3 Accent 5" w:uiPriority="48"/>
-    <w:lsdException w:name="Grid Table 4 Accent 5" w:uiPriority="49"/>
-    <w:lsdException w:name="Grid Table 5 Dark Accent 5" w:uiPriority="50"/>
-    <w:lsdException w:name="Grid Table 6 Colorful Accent 5" w:uiPriority="51"/>
-    <w:lsdException w:name="Grid Table 7 Colorful Accent 5" w:uiPriority="52"/>
-    <w:lsdException w:name="Grid Table 1 Light Accent 6" w:uiPriority="46"/>
-    <w:lsdException w:name="Grid Table 2 Accent 6" w:uiPriority="47"/>
-    <w:lsdException w:name="Grid Table 3 Accent 6" w:uiPriority="48"/>
-    <w:lsdException w:name="Grid Table 4 Accent 6" w:uiPriority="49"/>
-    <w:lsdException w:name="Grid Table 5 Dark Accent 6" w:uiPriority="50"/>
-    <w:lsdException w:name="Grid Table 6 Colorful Accent 6" w:uiPriority="51"/>
-    <w:lsdException w:name="Grid Table 7 Colorful Accent 6" w:uiPriority="52"/>
-    <w:lsdException w:name="List Table 1 Light" w:uiPriority="46"/>
-    <w:lsdException w:name="List Table 2" w:uiPriority="47"/>
-    <w:lsdException w:name="List Table 3" w:uiPriority="48"/>
-    <w:lsdException w:name="List Table 4" w:uiPriority="49"/>
-    <w:lsdException w:name="List Table 5 Dark" w:uiPriority="50"/>
-    <w:lsdException w:name="List Table 6 Colorful" w:uiPriority="51"/>
-    <w:lsdException w:name="List Table 7 Colorful" w:uiPriority="52"/>
-    <w:lsdException w:name="List Table 1 Light Accent 1" w:uiPriority="46"/>
-    <w:lsdException w:name="List Table 2 Accent 1" w:uiPriority="47"/>
-    <w:lsdException w:name="List Table 3 Accent 1" w:uiPriority="48"/>
-    <w:lsdException w:name="List Table 4 Accent 1" w:uiPriority="49"/>
-    <w:lsdException w:name="List Table 5 Dark Accent 1" w:uiPriority="50"/>
-    <w:lsdException w:name="List Table 6 Colorful Accent 1" w:uiPriority="51"/>
-    <w:lsdException w:name="List Table 7 Colorful Accent 1" w:uiPriority="52"/>
-    <w:lsdException w:name="List Table 1 Light Accent 2" w:uiPriority="46"/>
-    <w:lsdException w:name="List Table 2 Accent 2" w:uiPriority="47"/>
-    <w:lsdException w:name="List Table 3 Accent 2" w:uiPriority="48"/>
-    <w:lsdException w:name="List Table 4 Accent 2" w:uiPriority="49"/>
-    <w:lsdException w:name="List Table 5 Dark Accent 2" w:uiPriority="50"/>
-    <w:lsdException w:name="List Table 6 Colorful Accent 2" w:uiPriority="51"/>
-    <w:lsdException w:name="List Table 7 Colorful Accent 2" w:uiPriority="52"/>
-    <w:lsdException w:name="List Table 1 Light Accent 3" w:uiPriority="46"/>
-    <w:lsdException w:name="List Table 2 Accent 3" w:uiPriority="47"/>
-    <w:lsdException w:name="List Table 3 Accent 3" w:uiPriority="48"/>
-    <w:lsdException w:name="List Table 4 Accent 3" w:uiPriority="49"/>
-    <w:lsdException w:name="List Table 5 Dark Accent 3" w:uiPriority="50"/>
-    <w:lsdException w:name="List Table 6 Colorful Accent 3" w:uiPriority="51"/>
-    <w:lsdException w:name="List Table 7 Colorful Accent 3" w:uiPriority="52"/>
-    <w:lsdException w:name="List Table 1 Light Accent 4" w:uiPriority="46"/>
-    <w:lsdException w:name="List Table 2 Accent 4" w:uiPriority="47"/>
-    <w:lsdException w:name="List Table 3 Accent 4" w:uiPriority="48"/>
-    <w:lsdException w:name="List Table 4 Accent 4" w:uiPriority="49"/>
-    <w:lsdException w:name="List Table 5 Dark Accent 4" w:uiPriority="50"/>
-    <w:lsdException w:name="List Table 6 Colorful Accent 4" w:uiPriority="51"/>
-    <w:lsdException w:name="List Table 7 Colorful Accent 4" w:uiPriority="52"/>
-    <w:lsdException w:name="List Table 1 Light Accent 5" w:uiPriority="46"/>
-    <w:lsdException w:name="List Table 2 Accent 5" w:uiPriority="47"/>
-    <w:lsdException w:name="List Table 3 Accent 5" w:uiPriority="48"/>
-    <w:lsdException w:name="List Table 4 Accent 5" w:uiPriority="49"/>
-    <w:lsdException w:name="List Table 5 Dark Accent 5" w:uiPriority="50"/>
-    <w:lsdException w:name="List Table 6 Colorful Accent 5" w:uiPriority="51"/>
-    <w:lsdException w:name="List Table 7 Colorful Accent 5" w:uiPriority="52"/>
-    <w:lsdException w:name="List Table 1 Light Accent 6" w:uiPriority="46"/>
-    <w:lsdException w:name="List Table 2 Accent 6" w:uiPriority="47"/>
-    <w:lsdException w:name="List Table 3 Accent 6" w:uiPriority="48"/>
-    <w:lsdException w:name="List Table 4 Accent 6" w:uiPriority="49"/>
-    <w:lsdException w:name="List Table 5 Dark Accent 6" w:uiPriority="50"/>
-    <w:lsdException w:name="List Table 6 Colorful Accent 6" w:uiPriority="51"/>
-    <w:lsdException w:name="List Table 7 Colorful Accent 6" w:uiPriority="52"/>
-    <w:lsdException w:name="Mention" w:semiHidden="1" w:unhideWhenUsed="1"/>
-    <w:lsdException w:name="Smart Hyperlink" w:semiHidden="1" w:unhideWhenUsed="1"/>
-    <w:lsdException w:name="Hashtag" w:semiHidden="1" w:unhideWhenUsed="1"/>
-    <w:lsdException w:name="Unresolved Mention" w:semiHidden="1" w:unhideWhenUsed="1"/>
-    <w:lsdException w:name="Smart Link" w:semiHidden="1" w:unhideWhenUsed="1"/>
+  <w:latentStyles w:count="260" w:defQFormat="0" w:defUnhideWhenUsed="1" w:defSemiHidden="1" w:defUIPriority="99" w:defLockedState="0">
+    <w:lsdException w:qFormat="1" w:unhideWhenUsed="0" w:uiPriority="0" w:semiHidden="0" w:name="Normal"/>
+    <w:lsdException w:qFormat="1" w:unhideWhenUsed="0" w:uiPriority="9" w:semiHidden="0" w:name="heading 1"/>
+    <w:lsdException w:qFormat="1" w:uiPriority="9" w:name="heading 2"/>
+    <w:lsdException w:qFormat="1" w:uiPriority="9" w:name="heading 3"/>
+    <w:lsdException w:qFormat="1" w:uiPriority="9" w:name="heading 4"/>
+    <w:lsdException w:qFormat="1" w:uiPriority="9" w:name="heading 5"/>
+    <w:lsdException w:qFormat="1" w:uiPriority="9" w:name="heading 6"/>
+    <w:lsdException w:qFormat="1" w:uiPriority="9" w:name="heading 7"/>
+    <w:lsdException w:qFormat="1" w:uiPriority="9" w:name="heading 8"/>
+    <w:lsdException w:qFormat="1" w:uiPriority="9" w:name="heading 9"/>
+    <w:lsdException w:uiPriority="99" w:name="index 1"/>
+    <w:lsdException w:uiPriority="99" w:name="index 2"/>
+    <w:lsdException w:uiPriority="99" w:name="index 3"/>
+    <w:lsdException w:uiPriority="99" w:name="index 4"/>
+    <w:lsdException w:uiPriority="99" w:name="index 5"/>
+    <w:lsdException w:uiPriority="99" w:name="index 6"/>
+    <w:lsdException w:uiPriority="99" w:name="index 7"/>
+    <w:lsdException w:uiPriority="99" w:name="index 8"/>
+    <w:lsdException w:uiPriority="99" w:name="index 9"/>
+    <w:lsdException w:uiPriority="39" w:name="toc 1"/>
+    <w:lsdException w:uiPriority="39" w:name="toc 2"/>
+    <w:lsdException w:uiPriority="39" w:name="toc 3"/>
+    <w:lsdException w:uiPriority="39" w:name="toc 4"/>
+    <w:lsdException w:uiPriority="39" w:name="toc 5"/>
+    <w:lsdException w:uiPriority="39" w:name="toc 6"/>
+    <w:lsdException w:uiPriority="39" w:name="toc 7"/>
+    <w:lsdException w:uiPriority="39" w:name="toc 8"/>
+    <w:lsdException w:uiPriority="39" w:name="toc 9"/>
+    <w:lsdException w:uiPriority="99" w:name="Normal Indent"/>
+    <w:lsdException w:uiPriority="99" w:name="footnote text"/>
+    <w:lsdException w:uiPriority="99" w:name="annotation text"/>
+    <w:lsdException w:uiPriority="99" w:name="header"/>
+    <w:lsdException w:uiPriority="99" w:name="footer"/>
+    <w:lsdException w:uiPriority="99" w:name="index heading"/>
+    <w:lsdException w:qFormat="1" w:uiPriority="35" w:name="caption"/>
+    <w:lsdException w:uiPriority="99" w:name="table of figures"/>
+    <w:lsdException w:uiPriority="99" w:name="envelope address"/>
+    <w:lsdException w:uiPriority="99" w:name="envelope return"/>
+    <w:lsdException w:uiPriority="99" w:name="footnote reference"/>
+    <w:lsdException w:uiPriority="99" w:name="annotation reference"/>
+    <w:lsdException w:uiPriority="99" w:name="line number"/>
+    <w:lsdException w:uiPriority="99" w:name="page number"/>
+    <w:lsdException w:uiPriority="99" w:name="endnote reference"/>
+    <w:lsdException w:uiPriority="99" w:name="endnote text"/>
+    <w:lsdException w:uiPriority="99" w:name="table of authorities"/>
+    <w:lsdException w:uiPriority="99" w:name="macro"/>
+    <w:lsdException w:uiPriority="99" w:name="toa heading"/>
+    <w:lsdException w:uiPriority="99" w:name="List"/>
+    <w:lsdException w:uiPriority="99" w:name="List Bullet"/>
+    <w:lsdException w:uiPriority="99" w:name="List Number"/>
+    <w:lsdException w:uiPriority="99" w:name="List 2"/>
+    <w:lsdException w:uiPriority="99" w:name="List 3"/>
+    <w:lsdException w:uiPriority="99" w:name="List 4"/>
+    <w:lsdException w:uiPriority="99" w:name="List 5"/>
+    <w:lsdException w:uiPriority="99" w:name="List Bullet 2"/>
+    <w:lsdException w:uiPriority="99" w:name="List Bullet 3"/>
+    <w:lsdException w:uiPriority="99" w:name="List Bullet 4"/>
+    <w:lsdException w:uiPriority="99" w:name="List Bullet 5"/>
+    <w:lsdException w:uiPriority="99" w:name="List Number 2"/>
+    <w:lsdException w:uiPriority="99" w:name="List Number 3"/>
+    <w:lsdException w:uiPriority="99" w:name="List Number 4"/>
+    <w:lsdException w:uiPriority="99" w:name="List Number 5"/>
+    <w:lsdException w:qFormat="1" w:unhideWhenUsed="0" w:uiPriority="10" w:semiHidden="0" w:name="Title"/>
+    <w:lsdException w:uiPriority="99" w:name="Closing"/>
+    <w:lsdException w:uiPriority="99" w:name="Signature"/>
+    <w:lsdException w:uiPriority="1" w:name="Default Paragraph Font"/>
+    <w:lsdException w:uiPriority="99" w:name="Body Text"/>
+    <w:lsdException w:uiPriority="99" w:name="Body Text Indent"/>
+    <w:lsdException w:uiPriority="99" w:name="List Continue"/>
+    <w:lsdException w:uiPriority="99" w:name="List Continue 2"/>
+    <w:lsdException w:uiPriority="99" w:name="List Continue 3"/>
+    <w:lsdException w:uiPriority="99" w:name="List Continue 4"/>
+    <w:lsdException w:uiPriority="99" w:name="List Continue 5"/>
+    <w:lsdException w:uiPriority="99" w:name="Message Header"/>
+    <w:lsdException w:qFormat="1" w:unhideWhenUsed="0" w:uiPriority="11" w:semiHidden="0" w:name="Subtitle"/>
+    <w:lsdException w:uiPriority="99" w:name="Salutation"/>
+    <w:lsdException w:uiPriority="99" w:name="Date"/>
+    <w:lsdException w:uiPriority="99" w:name="Body Text First Indent"/>
+    <w:lsdException w:uiPriority="99" w:name="Body Text First Indent 2"/>
+    <w:lsdException w:uiPriority="99" w:name="Note Heading"/>
+    <w:lsdException w:uiPriority="99" w:name="Body Text 2"/>
+    <w:lsdException w:uiPriority="99" w:name="Body Text 3"/>
+    <w:lsdException w:uiPriority="99" w:name="Body Text Indent 2"/>
+    <w:lsdException w:uiPriority="99" w:name="Body Text Indent 3"/>
+    <w:lsdException w:uiPriority="99" w:name="Block Text"/>
+    <w:lsdException w:uiPriority="99" w:name="Hyperlink"/>
+    <w:lsdException w:uiPriority="99" w:name="FollowedHyperlink"/>
+    <w:lsdException w:qFormat="1" w:unhideWhenUsed="0" w:uiPriority="22" w:semiHidden="0" w:name="Strong"/>
+    <w:lsdException w:qFormat="1" w:unhideWhenUsed="0" w:uiPriority="20" w:semiHidden="0" w:name="Emphasis"/>
+    <w:lsdException w:uiPriority="99" w:name="Document Map"/>
+    <w:lsdException w:uiPriority="99" w:name="Plain Text"/>
+    <w:lsdException w:uiPriority="99" w:name="E-mail Signature"/>
+    <w:lsdException w:uiPriority="99" w:name="Normal (Web)"/>
+    <w:lsdException w:uiPriority="99" w:name="HTML Acronym"/>
+    <w:lsdException w:uiPriority="99" w:name="HTML Address"/>
+    <w:lsdException w:uiPriority="99" w:name="HTML Cite"/>
+    <w:lsdException w:uiPriority="99" w:name="HTML Code"/>
+    <w:lsdException w:uiPriority="99" w:name="HTML Definition"/>
+    <w:lsdException w:uiPriority="99" w:name="HTML Keyboard"/>
+    <w:lsdException w:uiPriority="99" w:name="HTML Preformatted"/>
+    <w:lsdException w:uiPriority="99" w:name="HTML Sample"/>
+    <w:lsdException w:uiPriority="99" w:name="HTML Typewriter"/>
+    <w:lsdException w:uiPriority="99" w:name="HTML Variable"/>
+    <w:lsdException w:uiPriority="99" w:name="Normal Table"/>
+    <w:lsdException w:uiPriority="99" w:name="annotation subject"/>
+    <w:lsdException w:uiPriority="99" w:name="Table Simple 1"/>
+    <w:lsdException w:uiPriority="99" w:name="Table Simple 2"/>
+    <w:lsdException w:uiPriority="99" w:name="Table Simple 3"/>
+    <w:lsdException w:uiPriority="99" w:name="Table Classic 1"/>
+    <w:lsdException w:uiPriority="99" w:name="Table Classic 2"/>
+    <w:lsdException w:uiPriority="99" w:name="Table Classic 3"/>
+    <w:lsdException w:uiPriority="99" w:name="Table Classic 4"/>
+    <w:lsdException w:uiPriority="99" w:name="Table Colorful 1"/>
+    <w:lsdException w:uiPriority="99" w:name="Table Colorful 2"/>
+    <w:lsdException w:uiPriority="99" w:name="Table Colorful 3"/>
+    <w:lsdException w:uiPriority="99" w:name="Table Columns 1"/>
+    <w:lsdException w:uiPriority="99" w:name="Table Columns 2"/>
+    <w:lsdException w:uiPriority="99" w:name="Table Columns 3"/>
+    <w:lsdException w:uiPriority="99" w:name="Table Columns 4"/>
+    <w:lsdException w:uiPriority="99" w:name="Table Columns 5"/>
+    <w:lsdException w:uiPriority="99" w:name="Table Grid 1"/>
+    <w:lsdException w:uiPriority="99" w:name="Table Grid 2"/>
+    <w:lsdException w:uiPriority="99" w:name="Table Grid 3"/>
+    <w:lsdException w:uiPriority="99" w:name="Table Grid 4"/>
+    <w:lsdException w:uiPriority="99" w:name="Table Grid 5"/>
+    <w:lsdException w:uiPriority="99" w:name="Table Grid 6"/>
+    <w:lsdException w:uiPriority="99" w:name="Table Grid 7"/>
+    <w:lsdException w:uiPriority="99" w:name="Table Grid 8"/>
+    <w:lsdException w:uiPriority="99" w:name="Table List 1"/>
+    <w:lsdException w:uiPriority="99" w:name="Table List 2"/>
+    <w:lsdException w:uiPriority="99" w:name="Table List 3"/>
+    <w:lsdException w:uiPriority="99" w:name="Table List 4"/>
+    <w:lsdException w:uiPriority="99" w:name="Table List 5"/>
+    <w:lsdException w:uiPriority="99" w:name="Table List 6"/>
+    <w:lsdException w:uiPriority="99" w:name="Table List 7"/>
+    <w:lsdException w:uiPriority="99" w:name="Table List 8"/>
+    <w:lsdException w:uiPriority="99" w:name="Table 3D effects 1"/>
+    <w:lsdException w:uiPriority="99" w:name="Table 3D effects 2"/>
+    <w:lsdException w:uiPriority="99" w:name="Table 3D effects 3"/>
+    <w:lsdException w:uiPriority="99" w:name="Table Contemporary"/>
+    <w:lsdException w:uiPriority="99" w:name="Table Elegant"/>
+    <w:lsdException w:uiPriority="99" w:name="Table Professional"/>
+    <w:lsdException w:uiPriority="99" w:name="Table Subtle 1"/>
+    <w:lsdException w:uiPriority="99" w:name="Table Subtle 2"/>
+    <w:lsdException w:uiPriority="99" w:name="Table Web 1"/>
+    <w:lsdException w:uiPriority="99" w:name="Table Web 2"/>
+    <w:lsdException w:uiPriority="99" w:name="Table Web 3"/>
+    <w:lsdException w:uiPriority="99" w:name="Balloon Text"/>
+    <w:lsdException w:unhideWhenUsed="0" w:uiPriority="39" w:semiHidden="0" w:name="Table Grid"/>
+    <w:lsdException w:uiPriority="99" w:name="Table Theme"/>
+    <w:lsdException w:unhideWhenUsed="0" w:uiPriority="60" w:semiHidden="0" w:name="Light Shading"/>
+    <w:lsdException w:unhideWhenUsed="0" w:uiPriority="61" w:semiHidden="0" w:name="Light List"/>
+    <w:lsdException w:unhideWhenUsed="0" w:uiPriority="62" w:semiHidden="0" w:name="Light Grid"/>
+    <w:lsdException w:unhideWhenUsed="0" w:uiPriority="63" w:semiHidden="0" w:name="Medium Shading 1"/>
+    <w:lsdException w:unhideWhenUsed="0" w:uiPriority="64" w:semiHidden="0" w:name="Medium Shading 2"/>
+    <w:lsdException w:unhideWhenUsed="0" w:uiPriority="65" w:semiHidden="0" w:name="Medium List 1"/>
+    <w:lsdException w:unhideWhenUsed="0" w:uiPriority="66" w:semiHidden="0" w:name="Medium List 2"/>
+    <w:lsdException w:unhideWhenUsed="0" w:uiPriority="67" w:semiHidden="0" w:name="Medium Grid 1"/>
+    <w:lsdException w:unhideWhenUsed="0" w:uiPriority="68" w:semiHidden="0" w:name="Medium Grid 2"/>
+    <w:lsdException w:unhideWhenUsed="0" w:uiPriority="69" w:semiHidden="0" w:name="Medium Grid 3"/>
+    <w:lsdException w:unhideWhenUsed="0" w:uiPriority="70" w:semiHidden="0" w:name="Dark List"/>
+    <w:lsdException w:unhideWhenUsed="0" w:uiPriority="71" w:semiHidden="0" w:name="Colorful Shading"/>
+    <w:lsdException w:unhideWhenUsed="0" w:uiPriority="72" w:semiHidden="0" w:name="Colorful List"/>
+    <w:lsdException w:unhideWhenUsed="0" w:uiPriority="73" w:semiHidden="0" w:name="Colorful Grid"/>
+    <w:lsdException w:unhideWhenUsed="0" w:uiPriority="60" w:semiHidden="0" w:name="Light Shading Accent 1"/>
+    <w:lsdException w:unhideWhenUsed="0" w:uiPriority="61" w:semiHidden="0" w:name="Light List Accent 1"/>
+    <w:lsdException w:unhideWhenUsed="0" w:uiPriority="62" w:semiHidden="0" w:name="Light Grid Accent 1"/>
+    <w:lsdException w:unhideWhenUsed="0" w:uiPriority="63" w:semiHidden="0" w:name="Medium Shading 1 Accent 1"/>
+    <w:lsdException w:unhideWhenUsed="0" w:uiPriority="64" w:semiHidden="0" w:name="Medium Shading 2 Accent 1"/>
+    <w:lsdException w:unhideWhenUsed="0" w:uiPriority="65" w:semiHidden="0" w:name="Medium List 1 Accent 1"/>
+    <w:lsdException w:qFormat="1" w:unhideWhenUsed="0" w:uiPriority="34" w:semiHidden="0" w:name="List Paragraph"/>
+    <w:lsdException w:qFormat="1" w:unhideWhenUsed="0" w:uiPriority="29" w:semiHidden="0" w:name="Quote"/>
+    <w:lsdException w:qFormat="1" w:unhideWhenUsed="0" w:uiPriority="30" w:semiHidden="0" w:name="Intense Quote"/>
+    <w:lsdException w:unhideWhenUsed="0" w:uiPriority="66" w:semiHidden="0" w:name="Medium List 2 Accent 1"/>
+    <w:lsdException w:unhideWhenUsed="0" w:uiPriority="67" w:semiHidden="0" w:name="Medium Grid 1 Accent 1"/>
+    <w:lsdException w:unhideWhenUsed="0" w:uiPriority="68" w:semiHidden="0" w:name="Medium Grid 2 Accent 1"/>
+    <w:lsdException w:unhideWhenUsed="0" w:uiPriority="69" w:semiHidden="0" w:name="Medium Grid 3 Accent 1"/>
+    <w:lsdException w:unhideWhenUsed="0" w:uiPriority="70" w:semiHidden="0" w:name="Dark List Accent 1"/>
+    <w:lsdException w:unhideWhenUsed="0" w:uiPriority="71" w:semiHidden="0" w:name="Colorful Shading Accent 1"/>
+    <w:lsdException w:unhideWhenUsed="0" w:uiPriority="72" w:semiHidden="0" w:name="Colorful List Accent 1"/>
+    <w:lsdException w:unhideWhenUsed="0" w:uiPriority="73" w:semiHidden="0" w:name="Colorful Grid Accent 1"/>
+    <w:lsdException w:unhideWhenUsed="0" w:uiPriority="60" w:semiHidden="0" w:name="Light Shading Accent 2"/>
+    <w:lsdException w:unhideWhenUsed="0" w:uiPriority="61" w:semiHidden="0" w:name="Light List Accent 2"/>
+    <w:lsdException w:unhideWhenUsed="0" w:uiPriority="62" w:semiHidden="0" w:name="Light Grid Accent 2"/>
+    <w:lsdException w:unhideWhenUsed="0" w:uiPriority="63" w:semiHidden="0" w:name="Medium Shading 1 Accent 2"/>
+    <w:lsdException w:unhideWhenUsed="0" w:uiPriority="64" w:semiHidden="0" w:name="Medium Shading 2 Accent 2"/>
+    <w:lsdException w:unhideWhenUsed="0" w:uiPriority="65" w:semiHidden="0" w:name="Medium List 1 Accent 2"/>
+    <w:lsdException w:unhideWhenUsed="0" w:uiPriority="66" w:semiHidden="0" w:name="Medium List 2 Accent 2"/>
+    <w:lsdException w:unhideWhenUsed="0" w:uiPriority="67" w:semiHidden="0" w:name="Medium Grid 1 Accent 2"/>
+    <w:lsdException w:unhideWhenUsed="0" w:uiPriority="68" w:semiHidden="0" w:name="Medium Grid 2 Accent 2"/>
+    <w:lsdException w:unhideWhenUsed="0" w:uiPriority="69" w:semiHidden="0" w:name="Medium Grid 3 Accent 2"/>
+    <w:lsdException w:unhideWhenUsed="0" w:uiPriority="70" w:semiHidden="0" w:name="Dark List Accent 2"/>
+    <w:lsdException w:unhideWhenUsed="0" w:uiPriority="71" w:semiHidden="0" w:name="Colorful Shading Accent 2"/>
+    <w:lsdException w:unhideWhenUsed="0" w:uiPriority="72" w:semiHidden="0" w:name="Colorful List Accent 2"/>
+    <w:lsdException w:unhideWhenUsed="0" w:uiPriority="73" w:semiHidden="0" w:name="Colorful Grid Accent 2"/>
+    <w:lsdException w:unhideWhenUsed="0" w:uiPriority="60" w:semiHidden="0" w:name="Light Shading Accent 3"/>
+    <w:lsdException w:unhideWhenUsed="0" w:uiPriority="61" w:semiHidden="0" w:name="Light List Accent 3"/>
+    <w:lsdException w:unhideWhenUsed="0" w:uiPriority="62" w:semiHidden="0" w:name="Light Grid Accent 3"/>
+    <w:lsdException w:unhideWhenUsed="0" w:uiPriority="63" w:semiHidden="0" w:name="Medium Shading 1 Accent 3"/>
+    <w:lsdException w:unhideWhenUsed="0" w:uiPriority="64" w:semiHidden="0" w:name="Medium Shading 2 Accent 3"/>
+    <w:lsdException w:unhideWhenUsed="0" w:uiPriority="65" w:semiHidden="0" w:name="Medium List 1 Accent 3"/>
+    <w:lsdException w:unhideWhenUsed="0" w:uiPriority="66" w:semiHidden="0" w:name="Medium List 2 Accent 3"/>
+    <w:lsdException w:unhideWhenUsed="0" w:uiPriority="67" w:semiHidden="0" w:name="Medium Grid 1 Accent 3"/>
+    <w:lsdException w:unhideWhenUsed="0" w:uiPriority="68" w:semiHidden="0" w:name="Medium Grid 2 Accent 3"/>
+    <w:lsdException w:unhideWhenUsed="0" w:uiPriority="69" w:semiHidden="0" w:name="Medium Grid 3 Accent 3"/>
+    <w:lsdException w:unhideWhenUsed="0" w:uiPriority="70" w:semiHidden="0" w:name="Dark List Accent 3"/>
+    <w:lsdException w:unhideWhenUsed="0" w:uiPriority="71" w:semiHidden="0" w:name="Colorful Shading Accent 3"/>
+    <w:lsdException w:unhideWhenUsed="0" w:uiPriority="72" w:semiHidden="0" w:name="Colorful List Accent 3"/>
+    <w:lsdException w:unhideWhenUsed="0" w:uiPriority="73" w:semiHidden="0" w:name="Colorful Grid Accent 3"/>
+    <w:lsdException w:unhideWhenUsed="0" w:uiPriority="60" w:semiHidden="0" w:name="Light Shading Accent 4"/>
+    <w:lsdException w:unhideWhenUsed="0" w:uiPriority="61" w:semiHidden="0" w:name="Light List Accent 4"/>
+    <w:lsdException w:unhideWhenUsed="0" w:uiPriority="62" w:semiHidden="0" w:name="Light Grid Accent 4"/>
+    <w:lsdException w:unhideWhenUsed="0" w:uiPriority="63" w:semiHidden="0" w:name="Medium Shading 1 Accent 4"/>
+    <w:lsdException w:unhideWhenUsed="0" w:uiPriority="64" w:semiHidden="0" w:name="Medium Shading 2 Accent 4"/>
+    <w:lsdException w:unhideWhenUsed="0" w:uiPriority="65" w:semiHidden="0" w:name="Medium List 1 Accent 4"/>
+    <w:lsdException w:unhideWhenUsed="0" w:uiPriority="66" w:semiHidden="0" w:name="Medium List 2 Accent 4"/>
+    <w:lsdException w:unhideWhenUsed="0" w:uiPriority="67" w:semiHidden="0" w:name="Medium Grid 1 Accent 4"/>
+    <w:lsdException w:unhideWhenUsed="0" w:uiPriority="68" w:semiHidden="0" w:name="Medium Grid 2 Accent 4"/>
+    <w:lsdException w:unhideWhenUsed="0" w:uiPriority="69" w:semiHidden="0" w:name="Medium Grid 3 Accent 4"/>
+    <w:lsdException w:unhideWhenUsed="0" w:uiPriority="70" w:semiHidden="0" w:name="Dark List Accent 4"/>
+    <w:lsdException w:unhideWhenUsed="0" w:uiPriority="71" w:semiHidden="0" w:name="Colorful Shading Accent 4"/>
+    <w:lsdException w:unhideWhenUsed="0" w:uiPriority="72" w:semiHidden="0" w:name="Colorful List Accent 4"/>
+    <w:lsdException w:unhideWhenUsed="0" w:uiPriority="73" w:semiHidden="0" w:name="Colorful Grid Accent 4"/>
+    <w:lsdException w:unhideWhenUsed="0" w:uiPriority="60" w:semiHidden="0" w:name="Light Shading Accent 5"/>
+    <w:lsdException w:unhideWhenUsed="0" w:uiPriority="61" w:semiHidden="0" w:name="Light List Accent 5"/>
+    <w:lsdException w:unhideWhenUsed="0" w:uiPriority="62" w:semiHidden="0" w:name="Light Grid Accent 5"/>
+    <w:lsdException w:unhideWhenUsed="0" w:uiPriority="63" w:semiHidden="0" w:name="Medium Shading 1 Accent 5"/>
+    <w:lsdException w:unhideWhenUsed="0" w:uiPriority="64" w:semiHidden="0" w:name="Medium Shading 2 Accent 5"/>
+    <w:lsdException w:unhideWhenUsed="0" w:uiPriority="65" w:semiHidden="0" w:name="Medium List 1 Accent 5"/>
+    <w:lsdException w:unhideWhenUsed="0" w:uiPriority="66" w:semiHidden="0" w:name="Medium List 2 Accent 5"/>
+    <w:lsdException w:unhideWhenUsed="0" w:uiPriority="67" w:semiHidden="0" w:name="Medium Grid 1 Accent 5"/>
+    <w:lsdException w:unhideWhenUsed="0" w:uiPriority="68" w:semiHidden="0" w:name="Medium Grid 2 Accent 5"/>
+    <w:lsdException w:unhideWhenUsed="0" w:uiPriority="69" w:semiHidden="0" w:name="Medium Grid 3 Accent 5"/>
+    <w:lsdException w:unhideWhenUsed="0" w:uiPriority="70" w:semiHidden="0" w:name="Dark List Accent 5"/>
+    <w:lsdException w:unhideWhenUsed="0" w:uiPriority="71" w:semiHidden="0" w:name="Colorful Shading Accent 5"/>
+    <w:lsdException w:unhideWhenUsed="0" w:uiPriority="72" w:semiHidden="0" w:name="Colorful List Accent 5"/>
+    <w:lsdException w:unhideWhenUsed="0" w:uiPriority="73" w:semiHidden="0" w:name="Colorful Grid Accent 5"/>
+    <w:lsdException w:unhideWhenUsed="0" w:uiPriority="60" w:semiHidden="0" w:name="Light Shading Accent 6"/>
+    <w:lsdException w:unhideWhenUsed="0" w:uiPriority="61" w:semiHidden="0" w:name="Light List Accent 6"/>
+    <w:lsdException w:unhideWhenUsed="0" w:uiPriority="62" w:semiHidden="0" w:name="Light Grid Accent 6"/>
+    <w:lsdException w:unhideWhenUsed="0" w:uiPriority="63" w:semiHidden="0" w:name="Medium Shading 1 Accent 6"/>
+    <w:lsdException w:unhideWhenUsed="0" w:uiPriority="64" w:semiHidden="0" w:name="Medium Shading 2 Accent 6"/>
+    <w:lsdException w:unhideWhenUsed="0" w:uiPriority="65" w:semiHidden="0" w:name="Medium List 1 Accent 6"/>
+    <w:lsdException w:unhideWhenUsed="0" w:uiPriority="66" w:semiHidden="0" w:name="Medium List 2 Accent 6"/>
+    <w:lsdException w:unhideWhenUsed="0" w:uiPriority="67" w:semiHidden="0" w:name="Medium Grid 1 Accent 6"/>
+    <w:lsdException w:unhideWhenUsed="0" w:uiPriority="68" w:semiHidden="0" w:name="Medium Grid 2 Accent 6"/>
+    <w:lsdException w:unhideWhenUsed="0" w:uiPriority="69" w:semiHidden="0" w:name="Medium Grid 3 Accent 6"/>
+    <w:lsdException w:unhideWhenUsed="0" w:uiPriority="70" w:semiHidden="0" w:name="Dark List Accent 6"/>
+    <w:lsdException w:unhideWhenUsed="0" w:uiPriority="71" w:semiHidden="0" w:name="Colorful Shading Accent 6"/>
+    <w:lsdException w:unhideWhenUsed="0" w:uiPriority="72" w:semiHidden="0" w:name="Colorful List Accent 6"/>
+    <w:lsdException w:unhideWhenUsed="0" w:uiPriority="73" w:semiHidden="0" w:name="Colorful Grid Accent 6"/>
   </w:latentStyles>
-  <w:style w:type="paragraph" w:default="1" w:styleId="a">
+  <w:style w:type="paragraph" w:default="1" w:styleId="1">
     <w:name w:val="Normal"/>
     <w:qFormat/>
+    <w:uiPriority w:val="0"/>
     <w:pPr>
       <w:widowControl w:val="0"/>
+      <w:spacing w:after="160" w:line="278" w:lineRule="auto"/>
     </w:pPr>
-  </w:style>
-  <w:style w:type="paragraph" w:styleId="1">
+    <w:rPr>
+      <w:rFonts w:asciiTheme="minorHAnsi" w:hAnsiTheme="minorHAnsi" w:eastAsiaTheme="minorEastAsia" w:cstheme="minorBidi"/>
+      <w:kern w:val="2"/>
+      <w:sz w:val="22"/>
+      <w:szCs w:val="24"/>
+      <w:lang w:val="en-US" w:eastAsia="zh-CN" w:bidi="ar-SA"/>
+      <w14:ligatures w14:val="standardContextual"/>
+    </w:rPr>
+  </w:style>
+  <w:style w:type="paragraph" w:styleId="2">
     <w:name w:val="heading 1"/>
-    <w:basedOn w:val="a"/>
-    <w:next w:val="a"/>
-    <w:link w:val="10"/>
+    <w:basedOn w:val="1"/>
+    <w:next w:val="1"/>
+    <w:link w:val="16"/>
+    <w:qFormat/>
     <w:uiPriority w:val="9"/>
-    <w:qFormat/>
-    <w:rsid w:val="006E274B"/>
     <w:pPr>
       <w:keepNext/>
       <w:keepLines/>
@@ -1499,22 +1783,21 @@
       <w:outlineLvl w:val="0"/>
     </w:pPr>
     <w:rPr>
-      <w:rFonts w:asciiTheme="majorHAnsi" w:eastAsiaTheme="majorEastAsia" w:hAnsiTheme="majorHAnsi" w:cstheme="majorBidi"/>
-      <w:color w:val="0F4761" w:themeColor="accent1" w:themeShade="BF"/>
+      <w:rFonts w:asciiTheme="majorHAnsi" w:hAnsiTheme="majorHAnsi" w:eastAsiaTheme="majorEastAsia" w:cstheme="majorBidi"/>
+      <w:color w:val="104862" w:themeColor="accent1" w:themeShade="BF"/>
       <w:sz w:val="48"/>
       <w:szCs w:val="48"/>
     </w:rPr>
   </w:style>
-  <w:style w:type="paragraph" w:styleId="2">
+  <w:style w:type="paragraph" w:styleId="3">
     <w:name w:val="heading 2"/>
-    <w:basedOn w:val="a"/>
-    <w:next w:val="a"/>
-    <w:link w:val="20"/>
-    <w:uiPriority w:val="9"/>
+    <w:basedOn w:val="1"/>
+    <w:next w:val="1"/>
+    <w:link w:val="17"/>
     <w:semiHidden/>
     <w:unhideWhenUsed/>
     <w:qFormat/>
-    <w:rsid w:val="006E274B"/>
+    <w:uiPriority w:val="9"/>
     <w:pPr>
       <w:keepNext/>
       <w:keepLines/>
@@ -1522,22 +1805,21 @@
       <w:outlineLvl w:val="1"/>
     </w:pPr>
     <w:rPr>
-      <w:rFonts w:asciiTheme="majorHAnsi" w:eastAsiaTheme="majorEastAsia" w:hAnsiTheme="majorHAnsi" w:cstheme="majorBidi"/>
-      <w:color w:val="0F4761" w:themeColor="accent1" w:themeShade="BF"/>
+      <w:rFonts w:asciiTheme="majorHAnsi" w:hAnsiTheme="majorHAnsi" w:eastAsiaTheme="majorEastAsia" w:cstheme="majorBidi"/>
+      <w:color w:val="104862" w:themeColor="accent1" w:themeShade="BF"/>
       <w:sz w:val="40"/>
       <w:szCs w:val="40"/>
     </w:rPr>
   </w:style>
-  <w:style w:type="paragraph" w:styleId="3">
+  <w:style w:type="paragraph" w:styleId="4">
     <w:name w:val="heading 3"/>
-    <w:basedOn w:val="a"/>
-    <w:next w:val="a"/>
-    <w:link w:val="30"/>
-    <w:uiPriority w:val="9"/>
+    <w:basedOn w:val="1"/>
+    <w:next w:val="1"/>
+    <w:link w:val="18"/>
     <w:semiHidden/>
     <w:unhideWhenUsed/>
     <w:qFormat/>
-    <w:rsid w:val="006E274B"/>
+    <w:uiPriority w:val="9"/>
     <w:pPr>
       <w:keepNext/>
       <w:keepLines/>
@@ -1545,22 +1827,21 @@
       <w:outlineLvl w:val="2"/>
     </w:pPr>
     <w:rPr>
-      <w:rFonts w:asciiTheme="majorHAnsi" w:eastAsiaTheme="majorEastAsia" w:hAnsiTheme="majorHAnsi" w:cstheme="majorBidi"/>
-      <w:color w:val="0F4761" w:themeColor="accent1" w:themeShade="BF"/>
+      <w:rFonts w:asciiTheme="majorHAnsi" w:hAnsiTheme="majorHAnsi" w:eastAsiaTheme="majorEastAsia" w:cstheme="majorBidi"/>
+      <w:color w:val="104862" w:themeColor="accent1" w:themeShade="BF"/>
       <w:sz w:val="32"/>
       <w:szCs w:val="32"/>
     </w:rPr>
   </w:style>
-  <w:style w:type="paragraph" w:styleId="4">
+  <w:style w:type="paragraph" w:styleId="5">
     <w:name w:val="heading 4"/>
-    <w:basedOn w:val="a"/>
-    <w:next w:val="a"/>
-    <w:link w:val="40"/>
-    <w:uiPriority w:val="9"/>
+    <w:basedOn w:val="1"/>
+    <w:next w:val="1"/>
+    <w:link w:val="19"/>
     <w:semiHidden/>
     <w:unhideWhenUsed/>
     <w:qFormat/>
-    <w:rsid w:val="006E274B"/>
+    <w:uiPriority w:val="9"/>
     <w:pPr>
       <w:keepNext/>
       <w:keepLines/>
@@ -1569,21 +1850,20 @@
     </w:pPr>
     <w:rPr>
       <w:rFonts w:cstheme="majorBidi"/>
-      <w:color w:val="0F4761" w:themeColor="accent1" w:themeShade="BF"/>
+      <w:color w:val="104862" w:themeColor="accent1" w:themeShade="BF"/>
       <w:sz w:val="28"/>
       <w:szCs w:val="28"/>
     </w:rPr>
   </w:style>
-  <w:style w:type="paragraph" w:styleId="5">
+  <w:style w:type="paragraph" w:styleId="6">
     <w:name w:val="heading 5"/>
-    <w:basedOn w:val="a"/>
-    <w:next w:val="a"/>
-    <w:link w:val="50"/>
-    <w:uiPriority w:val="9"/>
+    <w:basedOn w:val="1"/>
+    <w:next w:val="1"/>
+    <w:link w:val="20"/>
     <w:semiHidden/>
     <w:unhideWhenUsed/>
     <w:qFormat/>
-    <w:rsid w:val="006E274B"/>
+    <w:uiPriority w:val="9"/>
     <w:pPr>
       <w:keepNext/>
       <w:keepLines/>
@@ -1592,20 +1872,19 @@
     </w:pPr>
     <w:rPr>
       <w:rFonts w:cstheme="majorBidi"/>
-      <w:color w:val="0F4761" w:themeColor="accent1" w:themeShade="BF"/>
+      <w:color w:val="104862" w:themeColor="accent1" w:themeShade="BF"/>
       <w:sz w:val="24"/>
     </w:rPr>
   </w:style>
-  <w:style w:type="paragraph" w:styleId="6">
+  <w:style w:type="paragraph" w:styleId="7">
     <w:name w:val="heading 6"/>
-    <w:basedOn w:val="a"/>
-    <w:next w:val="a"/>
-    <w:link w:val="60"/>
-    <w:uiPriority w:val="9"/>
+    <w:basedOn w:val="1"/>
+    <w:next w:val="1"/>
+    <w:link w:val="21"/>
     <w:semiHidden/>
     <w:unhideWhenUsed/>
     <w:qFormat/>
-    <w:rsid w:val="006E274B"/>
+    <w:uiPriority w:val="9"/>
     <w:pPr>
       <w:keepNext/>
       <w:keepLines/>
@@ -1616,19 +1895,18 @@
       <w:rFonts w:cstheme="majorBidi"/>
       <w:b/>
       <w:bCs/>
-      <w:color w:val="0F4761" w:themeColor="accent1" w:themeShade="BF"/>
-    </w:rPr>
-  </w:style>
-  <w:style w:type="paragraph" w:styleId="7">
+      <w:color w:val="104862" w:themeColor="accent1" w:themeShade="BF"/>
+    </w:rPr>
+  </w:style>
+  <w:style w:type="paragraph" w:styleId="8">
     <w:name w:val="heading 7"/>
-    <w:basedOn w:val="a"/>
-    <w:next w:val="a"/>
-    <w:link w:val="70"/>
-    <w:uiPriority w:val="9"/>
+    <w:basedOn w:val="1"/>
+    <w:next w:val="1"/>
+    <w:link w:val="22"/>
     <w:semiHidden/>
     <w:unhideWhenUsed/>
     <w:qFormat/>
-    <w:rsid w:val="006E274B"/>
+    <w:uiPriority w:val="9"/>
     <w:pPr>
       <w:keepNext/>
       <w:keepLines/>
@@ -1640,18 +1918,25 @@
       <w:b/>
       <w:bCs/>
       <w:color w:val="595959" w:themeColor="text1" w:themeTint="A6"/>
-    </w:rPr>
-  </w:style>
-  <w:style w:type="paragraph" w:styleId="8">
+      <w14:textFill>
+        <w14:solidFill>
+          <w14:schemeClr w14:val="tx1">
+            <w14:lumMod w14:val="65000"/>
+            <w14:lumOff w14:val="35000"/>
+          </w14:schemeClr>
+        </w14:solidFill>
+      </w14:textFill>
+    </w:rPr>
+  </w:style>
+  <w:style w:type="paragraph" w:styleId="9">
     <w:name w:val="heading 8"/>
-    <w:basedOn w:val="a"/>
-    <w:next w:val="a"/>
-    <w:link w:val="80"/>
-    <w:uiPriority w:val="9"/>
+    <w:basedOn w:val="1"/>
+    <w:next w:val="1"/>
+    <w:link w:val="23"/>
     <w:semiHidden/>
     <w:unhideWhenUsed/>
     <w:qFormat/>
-    <w:rsid w:val="006E274B"/>
+    <w:uiPriority w:val="9"/>
     <w:pPr>
       <w:keepNext/>
       <w:keepLines/>
@@ -1661,18 +1946,25 @@
     <w:rPr>
       <w:rFonts w:cstheme="majorBidi"/>
       <w:color w:val="595959" w:themeColor="text1" w:themeTint="A6"/>
-    </w:rPr>
-  </w:style>
-  <w:style w:type="paragraph" w:styleId="9">
+      <w14:textFill>
+        <w14:solidFill>
+          <w14:schemeClr w14:val="tx1">
+            <w14:lumMod w14:val="65000"/>
+            <w14:lumOff w14:val="35000"/>
+          </w14:schemeClr>
+        </w14:solidFill>
+      </w14:textFill>
+    </w:rPr>
+  </w:style>
+  <w:style w:type="paragraph" w:styleId="10">
     <w:name w:val="heading 9"/>
-    <w:basedOn w:val="a"/>
-    <w:next w:val="a"/>
-    <w:link w:val="90"/>
-    <w:uiPriority w:val="9"/>
+    <w:basedOn w:val="1"/>
+    <w:next w:val="1"/>
+    <w:link w:val="24"/>
     <w:semiHidden/>
     <w:unhideWhenUsed/>
     <w:qFormat/>
-    <w:rsid w:val="006E274B"/>
+    <w:uiPriority w:val="9"/>
     <w:pPr>
       <w:keepNext/>
       <w:keepLines/>
@@ -1682,21 +1974,28 @@
     <w:rPr>
       <w:rFonts w:eastAsiaTheme="majorEastAsia" w:cstheme="majorBidi"/>
       <w:color w:val="595959" w:themeColor="text1" w:themeTint="A6"/>
-    </w:rPr>
-  </w:style>
-  <w:style w:type="character" w:default="1" w:styleId="a0">
+      <w14:textFill>
+        <w14:solidFill>
+          <w14:schemeClr w14:val="tx1">
+            <w14:lumMod w14:val="65000"/>
+            <w14:lumOff w14:val="35000"/>
+          </w14:schemeClr>
+        </w14:solidFill>
+      </w14:textFill>
+    </w:rPr>
+  </w:style>
+  <w:style w:type="character" w:default="1" w:styleId="15">
     <w:name w:val="Default Paragraph Font"/>
-    <w:uiPriority w:val="1"/>
     <w:semiHidden/>
     <w:unhideWhenUsed/>
-  </w:style>
-  <w:style w:type="table" w:default="1" w:styleId="a1">
+    <w:uiPriority w:val="1"/>
+  </w:style>
+  <w:style w:type="table" w:default="1" w:styleId="14">
     <w:name w:val="Normal Table"/>
-    <w:uiPriority w:val="99"/>
     <w:semiHidden/>
     <w:unhideWhenUsed/>
+    <w:uiPriority w:val="99"/>
     <w:tblPr>
-      <w:tblInd w:w="0" w:type="dxa"/>
       <w:tblCellMar>
         <w:top w:w="0" w:type="dxa"/>
         <w:left w:w="108" w:type="dxa"/>
@@ -1705,211 +2004,240 @@
       </w:tblCellMar>
     </w:tblPr>
   </w:style>
-  <w:style w:type="numbering" w:default="1" w:styleId="a2">
-    <w:name w:val="No List"/>
-    <w:uiPriority w:val="99"/>
+  <w:style w:type="paragraph" w:styleId="11">
+    <w:name w:val="Date"/>
+    <w:basedOn w:val="1"/>
+    <w:next w:val="1"/>
+    <w:link w:val="34"/>
     <w:semiHidden/>
     <w:unhideWhenUsed/>
-  </w:style>
-  <w:style w:type="character" w:customStyle="1" w:styleId="10">
-    <w:name w:val="标题 1 字符"/>
-    <w:basedOn w:val="a0"/>
-    <w:link w:val="1"/>
-    <w:uiPriority w:val="9"/>
-    <w:rsid w:val="006E274B"/>
-    <w:rPr>
-      <w:rFonts w:asciiTheme="majorHAnsi" w:eastAsiaTheme="majorEastAsia" w:hAnsiTheme="majorHAnsi" w:cstheme="majorBidi"/>
-      <w:color w:val="0F4761" w:themeColor="accent1" w:themeShade="BF"/>
-      <w:sz w:val="48"/>
-      <w:szCs w:val="48"/>
-    </w:rPr>
-  </w:style>
-  <w:style w:type="character" w:customStyle="1" w:styleId="20">
-    <w:name w:val="标题 2 字符"/>
-    <w:basedOn w:val="a0"/>
-    <w:link w:val="2"/>
-    <w:uiPriority w:val="9"/>
-    <w:semiHidden/>
-    <w:rsid w:val="006E274B"/>
-    <w:rPr>
-      <w:rFonts w:asciiTheme="majorHAnsi" w:eastAsiaTheme="majorEastAsia" w:hAnsiTheme="majorHAnsi" w:cstheme="majorBidi"/>
-      <w:color w:val="0F4761" w:themeColor="accent1" w:themeShade="BF"/>
-      <w:sz w:val="40"/>
-      <w:szCs w:val="40"/>
-    </w:rPr>
-  </w:style>
-  <w:style w:type="character" w:customStyle="1" w:styleId="30">
-    <w:name w:val="标题 3 字符"/>
-    <w:basedOn w:val="a0"/>
-    <w:link w:val="3"/>
-    <w:uiPriority w:val="9"/>
-    <w:semiHidden/>
-    <w:rsid w:val="006E274B"/>
-    <w:rPr>
-      <w:rFonts w:asciiTheme="majorHAnsi" w:eastAsiaTheme="majorEastAsia" w:hAnsiTheme="majorHAnsi" w:cstheme="majorBidi"/>
-      <w:color w:val="0F4761" w:themeColor="accent1" w:themeShade="BF"/>
-      <w:sz w:val="32"/>
-      <w:szCs w:val="32"/>
-    </w:rPr>
-  </w:style>
-  <w:style w:type="character" w:customStyle="1" w:styleId="40">
-    <w:name w:val="标题 4 字符"/>
-    <w:basedOn w:val="a0"/>
-    <w:link w:val="4"/>
-    <w:uiPriority w:val="9"/>
-    <w:semiHidden/>
-    <w:rsid w:val="006E274B"/>
-    <w:rPr>
-      <w:rFonts w:cstheme="majorBidi"/>
-      <w:color w:val="0F4761" w:themeColor="accent1" w:themeShade="BF"/>
+    <w:uiPriority w:val="99"/>
+    <w:pPr>
+      <w:ind w:left="100" w:leftChars="2500"/>
+    </w:pPr>
+  </w:style>
+  <w:style w:type="paragraph" w:styleId="12">
+    <w:name w:val="Subtitle"/>
+    <w:basedOn w:val="1"/>
+    <w:next w:val="1"/>
+    <w:link w:val="26"/>
+    <w:qFormat/>
+    <w:uiPriority w:val="11"/>
+    <w:pPr>
+      <w:jc w:val="center"/>
+    </w:pPr>
+    <w:rPr>
+      <w:rFonts w:asciiTheme="majorHAnsi" w:hAnsiTheme="majorHAnsi" w:eastAsiaTheme="majorEastAsia" w:cstheme="majorBidi"/>
+      <w:color w:val="595959" w:themeColor="text1" w:themeTint="A6"/>
+      <w:spacing w:val="15"/>
       <w:sz w:val="28"/>
       <w:szCs w:val="28"/>
-    </w:rPr>
-  </w:style>
-  <w:style w:type="character" w:customStyle="1" w:styleId="50">
-    <w:name w:val="标题 5 字符"/>
-    <w:basedOn w:val="a0"/>
-    <w:link w:val="5"/>
-    <w:uiPriority w:val="9"/>
-    <w:semiHidden/>
-    <w:rsid w:val="006E274B"/>
-    <w:rPr>
-      <w:rFonts w:cstheme="majorBidi"/>
-      <w:color w:val="0F4761" w:themeColor="accent1" w:themeShade="BF"/>
-      <w:sz w:val="24"/>
-    </w:rPr>
-  </w:style>
-  <w:style w:type="character" w:customStyle="1" w:styleId="60">
-    <w:name w:val="标题 6 字符"/>
-    <w:basedOn w:val="a0"/>
-    <w:link w:val="6"/>
-    <w:uiPriority w:val="9"/>
-    <w:semiHidden/>
-    <w:rsid w:val="006E274B"/>
-    <w:rPr>
-      <w:rFonts w:cstheme="majorBidi"/>
-      <w:b/>
-      <w:bCs/>
-      <w:color w:val="0F4761" w:themeColor="accent1" w:themeShade="BF"/>
-    </w:rPr>
-  </w:style>
-  <w:style w:type="character" w:customStyle="1" w:styleId="70">
-    <w:name w:val="标题 7 字符"/>
-    <w:basedOn w:val="a0"/>
-    <w:link w:val="7"/>
-    <w:uiPriority w:val="9"/>
-    <w:semiHidden/>
-    <w:rsid w:val="006E274B"/>
-    <w:rPr>
-      <w:rFonts w:cstheme="majorBidi"/>
-      <w:b/>
-      <w:bCs/>
-      <w:color w:val="595959" w:themeColor="text1" w:themeTint="A6"/>
-    </w:rPr>
-  </w:style>
-  <w:style w:type="character" w:customStyle="1" w:styleId="80">
-    <w:name w:val="标题 8 字符"/>
-    <w:basedOn w:val="a0"/>
-    <w:link w:val="8"/>
-    <w:uiPriority w:val="9"/>
-    <w:semiHidden/>
-    <w:rsid w:val="006E274B"/>
-    <w:rPr>
-      <w:rFonts w:cstheme="majorBidi"/>
-      <w:color w:val="595959" w:themeColor="text1" w:themeTint="A6"/>
-    </w:rPr>
-  </w:style>
-  <w:style w:type="character" w:customStyle="1" w:styleId="90">
-    <w:name w:val="标题 9 字符"/>
-    <w:basedOn w:val="a0"/>
-    <w:link w:val="9"/>
-    <w:uiPriority w:val="9"/>
-    <w:semiHidden/>
-    <w:rsid w:val="006E274B"/>
-    <w:rPr>
-      <w:rFonts w:eastAsiaTheme="majorEastAsia" w:cstheme="majorBidi"/>
-      <w:color w:val="595959" w:themeColor="text1" w:themeTint="A6"/>
-    </w:rPr>
-  </w:style>
-  <w:style w:type="paragraph" w:styleId="a3">
+      <w14:textFill>
+        <w14:solidFill>
+          <w14:schemeClr w14:val="tx1">
+            <w14:lumMod w14:val="65000"/>
+            <w14:lumOff w14:val="35000"/>
+          </w14:schemeClr>
+        </w14:solidFill>
+      </w14:textFill>
+    </w:rPr>
+  </w:style>
+  <w:style w:type="paragraph" w:styleId="13">
     <w:name w:val="Title"/>
-    <w:basedOn w:val="a"/>
-    <w:next w:val="a"/>
-    <w:link w:val="a4"/>
+    <w:basedOn w:val="1"/>
+    <w:next w:val="1"/>
+    <w:link w:val="25"/>
+    <w:qFormat/>
     <w:uiPriority w:val="10"/>
-    <w:qFormat/>
-    <w:rsid w:val="006E274B"/>
     <w:pPr>
       <w:spacing w:after="80" w:line="240" w:lineRule="auto"/>
       <w:contextualSpacing/>
       <w:jc w:val="center"/>
     </w:pPr>
     <w:rPr>
-      <w:rFonts w:asciiTheme="majorHAnsi" w:eastAsiaTheme="majorEastAsia" w:hAnsiTheme="majorHAnsi" w:cstheme="majorBidi"/>
+      <w:rFonts w:asciiTheme="majorHAnsi" w:hAnsiTheme="majorHAnsi" w:eastAsiaTheme="majorEastAsia" w:cstheme="majorBidi"/>
       <w:spacing w:val="-10"/>
       <w:kern w:val="28"/>
       <w:sz w:val="56"/>
       <w:szCs w:val="56"/>
     </w:rPr>
   </w:style>
-  <w:style w:type="character" w:customStyle="1" w:styleId="a4">
+  <w:style w:type="character" w:customStyle="1" w:styleId="16">
+    <w:name w:val="标题 1 字符"/>
+    <w:basedOn w:val="15"/>
+    <w:link w:val="2"/>
+    <w:uiPriority w:val="9"/>
+    <w:rPr>
+      <w:rFonts w:asciiTheme="majorHAnsi" w:hAnsiTheme="majorHAnsi" w:eastAsiaTheme="majorEastAsia" w:cstheme="majorBidi"/>
+      <w:color w:val="104862" w:themeColor="accent1" w:themeShade="BF"/>
+      <w:sz w:val="48"/>
+      <w:szCs w:val="48"/>
+    </w:rPr>
+  </w:style>
+  <w:style w:type="character" w:customStyle="1" w:styleId="17">
+    <w:name w:val="标题 2 字符"/>
+    <w:basedOn w:val="15"/>
+    <w:link w:val="3"/>
+    <w:semiHidden/>
+    <w:uiPriority w:val="9"/>
+    <w:rPr>
+      <w:rFonts w:asciiTheme="majorHAnsi" w:hAnsiTheme="majorHAnsi" w:eastAsiaTheme="majorEastAsia" w:cstheme="majorBidi"/>
+      <w:color w:val="104862" w:themeColor="accent1" w:themeShade="BF"/>
+      <w:sz w:val="40"/>
+      <w:szCs w:val="40"/>
+    </w:rPr>
+  </w:style>
+  <w:style w:type="character" w:customStyle="1" w:styleId="18">
+    <w:name w:val="标题 3 字符"/>
+    <w:basedOn w:val="15"/>
+    <w:link w:val="4"/>
+    <w:semiHidden/>
+    <w:uiPriority w:val="9"/>
+    <w:rPr>
+      <w:rFonts w:asciiTheme="majorHAnsi" w:hAnsiTheme="majorHAnsi" w:eastAsiaTheme="majorEastAsia" w:cstheme="majorBidi"/>
+      <w:color w:val="104862" w:themeColor="accent1" w:themeShade="BF"/>
+      <w:sz w:val="32"/>
+      <w:szCs w:val="32"/>
+    </w:rPr>
+  </w:style>
+  <w:style w:type="character" w:customStyle="1" w:styleId="19">
+    <w:name w:val="标题 4 字符"/>
+    <w:basedOn w:val="15"/>
+    <w:link w:val="5"/>
+    <w:semiHidden/>
+    <w:uiPriority w:val="9"/>
+    <w:rPr>
+      <w:rFonts w:cstheme="majorBidi"/>
+      <w:color w:val="104862" w:themeColor="accent1" w:themeShade="BF"/>
+      <w:sz w:val="28"/>
+      <w:szCs w:val="28"/>
+    </w:rPr>
+  </w:style>
+  <w:style w:type="character" w:customStyle="1" w:styleId="20">
+    <w:name w:val="标题 5 字符"/>
+    <w:basedOn w:val="15"/>
+    <w:link w:val="6"/>
+    <w:semiHidden/>
+    <w:uiPriority w:val="9"/>
+    <w:rPr>
+      <w:rFonts w:cstheme="majorBidi"/>
+      <w:color w:val="104862" w:themeColor="accent1" w:themeShade="BF"/>
+      <w:sz w:val="24"/>
+    </w:rPr>
+  </w:style>
+  <w:style w:type="character" w:customStyle="1" w:styleId="21">
+    <w:name w:val="标题 6 字符"/>
+    <w:basedOn w:val="15"/>
+    <w:link w:val="7"/>
+    <w:semiHidden/>
+    <w:uiPriority w:val="9"/>
+    <w:rPr>
+      <w:rFonts w:cstheme="majorBidi"/>
+      <w:b/>
+      <w:bCs/>
+      <w:color w:val="104862" w:themeColor="accent1" w:themeShade="BF"/>
+    </w:rPr>
+  </w:style>
+  <w:style w:type="character" w:customStyle="1" w:styleId="22">
+    <w:name w:val="标题 7 字符"/>
+    <w:basedOn w:val="15"/>
+    <w:link w:val="8"/>
+    <w:semiHidden/>
+    <w:uiPriority w:val="9"/>
+    <w:rPr>
+      <w:rFonts w:cstheme="majorBidi"/>
+      <w:b/>
+      <w:bCs/>
+      <w:color w:val="595959" w:themeColor="text1" w:themeTint="A6"/>
+      <w14:textFill>
+        <w14:solidFill>
+          <w14:schemeClr w14:val="tx1">
+            <w14:lumMod w14:val="65000"/>
+            <w14:lumOff w14:val="35000"/>
+          </w14:schemeClr>
+        </w14:solidFill>
+      </w14:textFill>
+    </w:rPr>
+  </w:style>
+  <w:style w:type="character" w:customStyle="1" w:styleId="23">
+    <w:name w:val="标题 8 字符"/>
+    <w:basedOn w:val="15"/>
+    <w:link w:val="9"/>
+    <w:semiHidden/>
+    <w:uiPriority w:val="9"/>
+    <w:rPr>
+      <w:rFonts w:cstheme="majorBidi"/>
+      <w:color w:val="595959" w:themeColor="text1" w:themeTint="A6"/>
+      <w14:textFill>
+        <w14:solidFill>
+          <w14:schemeClr w14:val="tx1">
+            <w14:lumMod w14:val="65000"/>
+            <w14:lumOff w14:val="35000"/>
+          </w14:schemeClr>
+        </w14:solidFill>
+      </w14:textFill>
+    </w:rPr>
+  </w:style>
+  <w:style w:type="character" w:customStyle="1" w:styleId="24">
+    <w:name w:val="标题 9 字符"/>
+    <w:basedOn w:val="15"/>
+    <w:link w:val="10"/>
+    <w:semiHidden/>
+    <w:uiPriority w:val="9"/>
+    <w:rPr>
+      <w:rFonts w:eastAsiaTheme="majorEastAsia" w:cstheme="majorBidi"/>
+      <w:color w:val="595959" w:themeColor="text1" w:themeTint="A6"/>
+      <w14:textFill>
+        <w14:solidFill>
+          <w14:schemeClr w14:val="tx1">
+            <w14:lumMod w14:val="65000"/>
+            <w14:lumOff w14:val="35000"/>
+          </w14:schemeClr>
+        </w14:solidFill>
+      </w14:textFill>
+    </w:rPr>
+  </w:style>
+  <w:style w:type="character" w:customStyle="1" w:styleId="25">
     <w:name w:val="标题 字符"/>
-    <w:basedOn w:val="a0"/>
-    <w:link w:val="a3"/>
+    <w:basedOn w:val="15"/>
+    <w:link w:val="13"/>
     <w:uiPriority w:val="10"/>
-    <w:rsid w:val="006E274B"/>
-    <w:rPr>
-      <w:rFonts w:asciiTheme="majorHAnsi" w:eastAsiaTheme="majorEastAsia" w:hAnsiTheme="majorHAnsi" w:cstheme="majorBidi"/>
+    <w:rPr>
+      <w:rFonts w:asciiTheme="majorHAnsi" w:hAnsiTheme="majorHAnsi" w:eastAsiaTheme="majorEastAsia" w:cstheme="majorBidi"/>
       <w:spacing w:val="-10"/>
       <w:kern w:val="28"/>
       <w:sz w:val="56"/>
       <w:szCs w:val="56"/>
     </w:rPr>
   </w:style>
-  <w:style w:type="paragraph" w:styleId="a5">
-    <w:name w:val="Subtitle"/>
-    <w:basedOn w:val="a"/>
-    <w:next w:val="a"/>
-    <w:link w:val="a6"/>
+  <w:style w:type="character" w:customStyle="1" w:styleId="26">
+    <w:name w:val="副标题 字符"/>
+    <w:basedOn w:val="15"/>
+    <w:link w:val="12"/>
     <w:uiPriority w:val="11"/>
-    <w:qFormat/>
-    <w:rsid w:val="006E274B"/>
-    <w:pPr>
-      <w:numPr>
-        <w:ilvl w:val="1"/>
-      </w:numPr>
-      <w:jc w:val="center"/>
-    </w:pPr>
-    <w:rPr>
-      <w:rFonts w:asciiTheme="majorHAnsi" w:eastAsiaTheme="majorEastAsia" w:hAnsiTheme="majorHAnsi" w:cstheme="majorBidi"/>
+    <w:rPr>
+      <w:rFonts w:asciiTheme="majorHAnsi" w:hAnsiTheme="majorHAnsi" w:eastAsiaTheme="majorEastAsia" w:cstheme="majorBidi"/>
       <w:color w:val="595959" w:themeColor="text1" w:themeTint="A6"/>
       <w:spacing w:val="15"/>
       <w:sz w:val="28"/>
       <w:szCs w:val="28"/>
-    </w:rPr>
-  </w:style>
-  <w:style w:type="character" w:customStyle="1" w:styleId="a6">
-    <w:name w:val="副标题 字符"/>
-    <w:basedOn w:val="a0"/>
-    <w:link w:val="a5"/>
-    <w:uiPriority w:val="11"/>
-    <w:rsid w:val="006E274B"/>
-    <w:rPr>
-      <w:rFonts w:asciiTheme="majorHAnsi" w:eastAsiaTheme="majorEastAsia" w:hAnsiTheme="majorHAnsi" w:cstheme="majorBidi"/>
-      <w:color w:val="595959" w:themeColor="text1" w:themeTint="A6"/>
-      <w:spacing w:val="15"/>
-      <w:sz w:val="28"/>
-      <w:szCs w:val="28"/>
-    </w:rPr>
-  </w:style>
-  <w:style w:type="paragraph" w:styleId="a7">
+      <w14:textFill>
+        <w14:solidFill>
+          <w14:schemeClr w14:val="tx1">
+            <w14:lumMod w14:val="65000"/>
+            <w14:lumOff w14:val="35000"/>
+          </w14:schemeClr>
+        </w14:solidFill>
+      </w14:textFill>
+    </w:rPr>
+  </w:style>
+  <w:style w:type="paragraph" w:styleId="27">
     <w:name w:val="Quote"/>
-    <w:basedOn w:val="a"/>
-    <w:next w:val="a"/>
-    <w:link w:val="a8"/>
+    <w:basedOn w:val="1"/>
+    <w:next w:val="1"/>
+    <w:link w:val="28"/>
+    <w:qFormat/>
     <w:uiPriority w:val="29"/>
-    <w:qFormat/>
-    <w:rsid w:val="006E274B"/>
     <w:pPr>
       <w:spacing w:before="160"/>
       <w:jc w:val="center"/>
@@ -1918,55 +2246,67 @@
       <w:i/>
       <w:iCs/>
       <w:color w:val="404040" w:themeColor="text1" w:themeTint="BF"/>
-    </w:rPr>
-  </w:style>
-  <w:style w:type="character" w:customStyle="1" w:styleId="a8">
+      <w14:textFill>
+        <w14:solidFill>
+          <w14:schemeClr w14:val="tx1">
+            <w14:lumMod w14:val="75000"/>
+            <w14:lumOff w14:val="25000"/>
+          </w14:schemeClr>
+        </w14:solidFill>
+      </w14:textFill>
+    </w:rPr>
+  </w:style>
+  <w:style w:type="character" w:customStyle="1" w:styleId="28">
     <w:name w:val="引用 字符"/>
-    <w:basedOn w:val="a0"/>
-    <w:link w:val="a7"/>
+    <w:basedOn w:val="15"/>
+    <w:link w:val="27"/>
     <w:uiPriority w:val="29"/>
-    <w:rsid w:val="006E274B"/>
     <w:rPr>
       <w:i/>
       <w:iCs/>
       <w:color w:val="404040" w:themeColor="text1" w:themeTint="BF"/>
-    </w:rPr>
-  </w:style>
-  <w:style w:type="paragraph" w:styleId="a9">
+      <w14:textFill>
+        <w14:solidFill>
+          <w14:schemeClr w14:val="tx1">
+            <w14:lumMod w14:val="75000"/>
+            <w14:lumOff w14:val="25000"/>
+          </w14:schemeClr>
+        </w14:solidFill>
+      </w14:textFill>
+    </w:rPr>
+  </w:style>
+  <w:style w:type="paragraph" w:styleId="29">
     <w:name w:val="List Paragraph"/>
-    <w:basedOn w:val="a"/>
+    <w:basedOn w:val="1"/>
+    <w:qFormat/>
     <w:uiPriority w:val="34"/>
-    <w:qFormat/>
-    <w:rsid w:val="006E274B"/>
     <w:pPr>
       <w:ind w:left="720"/>
       <w:contextualSpacing/>
     </w:pPr>
   </w:style>
-  <w:style w:type="character" w:styleId="aa">
+  <w:style w:type="character" w:customStyle="1" w:styleId="30">
     <w:name w:val="Intense Emphasis"/>
-    <w:basedOn w:val="a0"/>
+    <w:basedOn w:val="15"/>
+    <w:qFormat/>
     <w:uiPriority w:val="21"/>
-    <w:qFormat/>
-    <w:rsid w:val="006E274B"/>
     <w:rPr>
       <w:i/>
       <w:iCs/>
-      <w:color w:val="0F4761" w:themeColor="accent1" w:themeShade="BF"/>
-    </w:rPr>
-  </w:style>
-  <w:style w:type="paragraph" w:styleId="ab">
+      <w:color w:val="104862" w:themeColor="accent1" w:themeShade="BF"/>
+    </w:rPr>
+  </w:style>
+  <w:style w:type="paragraph" w:styleId="31">
     <w:name w:val="Intense Quote"/>
-    <w:basedOn w:val="a"/>
-    <w:next w:val="a"/>
-    <w:link w:val="ac"/>
+    <w:basedOn w:val="1"/>
+    <w:next w:val="1"/>
+    <w:link w:val="32"/>
+    <w:qFormat/>
     <w:uiPriority w:val="30"/>
-    <w:qFormat/>
-    <w:rsid w:val="006E274B"/>
     <w:pPr>
       <w:pBdr>
-        <w:top w:val="single" w:sz="4" w:space="10" w:color="0F4761" w:themeColor="accent1" w:themeShade="BF"/>
-        <w:bottom w:val="single" w:sz="4" w:space="10" w:color="0F4761" w:themeColor="accent1" w:themeShade="BF"/>
+        <w:top w:val="single" w:color="0F4761" w:themeColor="accent1" w:themeShade="BF" w:sz="4" w:space="10"/>
+        <w:bottom w:val="single" w:color="0F4761" w:themeColor="accent1" w:themeShade="BF" w:sz="4" w:space="10"/>
       </w:pBdr>
       <w:spacing w:before="360" w:after="360"/>
       <w:ind w:left="864" w:right="864"/>
@@ -1975,55 +2315,39 @@
     <w:rPr>
       <w:i/>
       <w:iCs/>
-      <w:color w:val="0F4761" w:themeColor="accent1" w:themeShade="BF"/>
-    </w:rPr>
-  </w:style>
-  <w:style w:type="character" w:customStyle="1" w:styleId="ac">
+      <w:color w:val="104862" w:themeColor="accent1" w:themeShade="BF"/>
+    </w:rPr>
+  </w:style>
+  <w:style w:type="character" w:customStyle="1" w:styleId="32">
     <w:name w:val="明显引用 字符"/>
-    <w:basedOn w:val="a0"/>
-    <w:link w:val="ab"/>
+    <w:basedOn w:val="15"/>
+    <w:link w:val="31"/>
     <w:uiPriority w:val="30"/>
-    <w:rsid w:val="006E274B"/>
     <w:rPr>
       <w:i/>
       <w:iCs/>
-      <w:color w:val="0F4761" w:themeColor="accent1" w:themeShade="BF"/>
-    </w:rPr>
-  </w:style>
-  <w:style w:type="character" w:styleId="ad">
+      <w:color w:val="104862" w:themeColor="accent1" w:themeShade="BF"/>
+    </w:rPr>
+  </w:style>
+  <w:style w:type="character" w:customStyle="1" w:styleId="33">
     <w:name w:val="Intense Reference"/>
-    <w:basedOn w:val="a0"/>
+    <w:basedOn w:val="15"/>
+    <w:qFormat/>
     <w:uiPriority w:val="32"/>
-    <w:qFormat/>
-    <w:rsid w:val="006E274B"/>
     <w:rPr>
       <w:b/>
       <w:bCs/>
       <w:smallCaps/>
-      <w:color w:val="0F4761" w:themeColor="accent1" w:themeShade="BF"/>
+      <w:color w:val="104862" w:themeColor="accent1" w:themeShade="BF"/>
       <w:spacing w:val="5"/>
     </w:rPr>
   </w:style>
-  <w:style w:type="paragraph" w:styleId="ae">
-    <w:name w:val="Date"/>
-    <w:basedOn w:val="a"/>
-    <w:next w:val="a"/>
-    <w:link w:val="af"/>
+  <w:style w:type="character" w:customStyle="1" w:styleId="34">
+    <w:name w:val="日期 字符"/>
+    <w:basedOn w:val="15"/>
+    <w:link w:val="11"/>
+    <w:semiHidden/>
     <w:uiPriority w:val="99"/>
-    <w:semiHidden/>
-    <w:unhideWhenUsed/>
-    <w:rsid w:val="00D922FA"/>
-    <w:pPr>
-      <w:ind w:leftChars="2500" w:left="100"/>
-    </w:pPr>
-  </w:style>
-  <w:style w:type="character" w:customStyle="1" w:styleId="af">
-    <w:name w:val="日期 字符"/>
-    <w:basedOn w:val="a0"/>
-    <w:link w:val="ae"/>
-    <w:uiPriority w:val="99"/>
-    <w:semiHidden/>
-    <w:rsid w:val="00D922FA"/>
   </w:style>
 </w:styles>
 </file>
@@ -2071,7 +2395,7 @@
     </a:clrScheme>
     <a:fontScheme name="Office">
       <a:majorFont>
-        <a:latin typeface="等线 Light" panose="02110004020202020204"/>
+        <a:latin typeface="等线 Light"/>
         <a:ea typeface=""/>
         <a:cs typeface=""/>
         <a:font script="Jpan" typeface="游ゴシック Light"/>
@@ -2104,26 +2428,9 @@
         <a:font script="Viet" typeface="Times New Roman"/>
         <a:font script="Uigh" typeface="Microsoft Uighur"/>
         <a:font script="Geor" typeface="Sylfaen"/>
-        <a:font script="Armn" typeface="Arial"/>
-        <a:font script="Bugi" typeface="Leelawadee UI"/>
-        <a:font script="Bopo" typeface="Microsoft JhengHei"/>
-        <a:font script="Java" typeface="Javanese Text"/>
-        <a:font script="Lisu" typeface="Segoe UI"/>
-        <a:font script="Mymr" typeface="Myanmar Text"/>
-        <a:font script="Nkoo" typeface="Ebrima"/>
-        <a:font script="Olck" typeface="Nirmala UI"/>
-        <a:font script="Osma" typeface="Ebrima"/>
-        <a:font script="Phag" typeface="Phagspa"/>
-        <a:font script="Syrn" typeface="Estrangelo Edessa"/>
-        <a:font script="Syrj" typeface="Estrangelo Edessa"/>
-        <a:font script="Syre" typeface="Estrangelo Edessa"/>
-        <a:font script="Sora" typeface="Nirmala UI"/>
-        <a:font script="Tale" typeface="Microsoft Tai Le"/>
-        <a:font script="Talu" typeface="Microsoft New Tai Lue"/>
-        <a:font script="Tfng" typeface="Ebrima"/>
       </a:majorFont>
       <a:minorFont>
-        <a:latin typeface="等线" panose="02110004020202020204"/>
+        <a:latin typeface="等线"/>
         <a:ea typeface=""/>
         <a:cs typeface=""/>
         <a:font script="Jpan" typeface="游明朝"/>
@@ -2156,23 +2463,6 @@
         <a:font script="Viet" typeface="Arial"/>
         <a:font script="Uigh" typeface="Microsoft Uighur"/>
         <a:font script="Geor" typeface="Sylfaen"/>
-        <a:font script="Armn" typeface="Arial"/>
-        <a:font script="Bugi" typeface="Leelawadee UI"/>
-        <a:font script="Bopo" typeface="Microsoft JhengHei"/>
-        <a:font script="Java" typeface="Javanese Text"/>
-        <a:font script="Lisu" typeface="Segoe UI"/>
-        <a:font script="Mymr" typeface="Myanmar Text"/>
-        <a:font script="Nkoo" typeface="Ebrima"/>
-        <a:font script="Olck" typeface="Nirmala UI"/>
-        <a:font script="Osma" typeface="Ebrima"/>
-        <a:font script="Phag" typeface="Phagspa"/>
-        <a:font script="Syrn" typeface="Estrangelo Edessa"/>
-        <a:font script="Syrj" typeface="Estrangelo Edessa"/>
-        <a:font script="Syre" typeface="Estrangelo Edessa"/>
-        <a:font script="Sora" typeface="Nirmala UI"/>
-        <a:font script="Tale" typeface="Microsoft Tai Le"/>
-        <a:font script="Talu" typeface="Microsoft New Tai Lue"/>
-        <a:font script="Tfng" typeface="Ebrima"/>
       </a:minorFont>
     </a:fontScheme>
     <a:fmtScheme name="Office">
@@ -2334,11 +2624,5 @@
       </a:style>
     </a:lnDef>
   </a:objectDefaults>
-  <a:extraClrSchemeLst/>
-  <a:extLst>
-    <a:ext uri="{05A4C25C-085E-4340-85A3-A5531E510DB2}">
-      <thm15:themeFamily xmlns:thm15="http://schemas.microsoft.com/office/thememl/2012/main" name="Office Theme" id="{2E142A2C-CD16-42D6-873A-C26D2A0506FA}" vid="{1BDDFF52-6CD6-40A5-AB3C-68EB2F1E4D0A}"/>
-    </a:ext>
-  </a:extLst>
 </a:theme>
 </file>